--- a/practice_3/PR3_Kalinin_RPA_Struct_var11.docx
+++ b/practice_3/PR3_Kalinin_RPA_Struct_var11.docx
@@ -1795,6 +1795,3393 @@
     </w:p>
     <w:p>
       <w:pPr>
+        <w:rPr>
+          <w:lang w:val="en-US"/>
+        </w:rPr>
+      </w:pPr>
+      <w:r>
+        <w:rPr>
+          <w:lang w:val="en-US"/>
+        </w:rPr>
+        <w:pict w14:anchorId="57FCD222">
+          <v:rect id="_x0000_i1121" style="width:0;height:1.5pt" o:hralign="center" o:hrstd="t" o:hr="t" fillcolor="#a0a0a0" stroked="f"/>
+        </w:pict>
+      </w:r>
+    </w:p>
+    <w:p>
+      <w:pPr>
+        <w:rPr>
+          <w:b/>
+          <w:bCs/>
+        </w:rPr>
+      </w:pPr>
+      <w:r>
+        <w:rPr>
+          <w:b/>
+          <w:bCs/>
+        </w:rPr>
+        <w:t>Бизнес-контекст</w:t>
+      </w:r>
+    </w:p>
+    <w:p>
+      <w:r>
+        <w:t>Финансовый стартап предоставляет клиентам онлайн-счета и проводит транзакции.</w:t>
+      </w:r>
+    </w:p>
+    <w:p>
+      <w:r>
+        <w:t>Компания активно растёт, увеличивается число клиентов и операций.</w:t>
+      </w:r>
+    </w:p>
+    <w:p>
+      <w:pPr>
+        <w:rPr>
+          <w:lang w:val="en-US"/>
+        </w:rPr>
+      </w:pPr>
+      <w:proofErr w:type="spellStart"/>
+      <w:r>
+        <w:rPr>
+          <w:lang w:val="en-US"/>
+        </w:rPr>
+        <w:t>Руководство</w:t>
+      </w:r>
+      <w:proofErr w:type="spellEnd"/>
+      <w:r>
+        <w:rPr>
+          <w:lang w:val="en-US"/>
+        </w:rPr>
+        <w:t xml:space="preserve"> </w:t>
+      </w:r>
+      <w:proofErr w:type="spellStart"/>
+      <w:r>
+        <w:rPr>
+          <w:lang w:val="en-US"/>
+        </w:rPr>
+        <w:t>хочет</w:t>
+      </w:r>
+      <w:proofErr w:type="spellEnd"/>
+      <w:r>
+        <w:rPr>
+          <w:lang w:val="en-US"/>
+        </w:rPr>
+        <w:t>:</w:t>
+      </w:r>
+    </w:p>
+    <w:p>
+      <w:pPr>
+        <w:numPr>
+          <w:ilvl w:val="0"/>
+          <w:numId w:val="5"/>
+        </w:numPr>
+        <w:rPr>
+          <w:lang w:val="en-US"/>
+        </w:rPr>
+      </w:pPr>
+      <w:proofErr w:type="spellStart"/>
+      <w:r>
+        <w:rPr>
+          <w:lang w:val="en-US"/>
+        </w:rPr>
+        <w:t>Отслеживать</w:t>
+      </w:r>
+      <w:proofErr w:type="spellEnd"/>
+      <w:r>
+        <w:rPr>
+          <w:lang w:val="en-US"/>
+        </w:rPr>
+        <w:t xml:space="preserve"> </w:t>
+      </w:r>
+      <w:proofErr w:type="spellStart"/>
+      <w:r>
+        <w:rPr>
+          <w:lang w:val="en-US"/>
+        </w:rPr>
+        <w:t>активность</w:t>
+      </w:r>
+      <w:proofErr w:type="spellEnd"/>
+      <w:r>
+        <w:rPr>
+          <w:lang w:val="en-US"/>
+        </w:rPr>
+        <w:t xml:space="preserve"> </w:t>
+      </w:r>
+      <w:proofErr w:type="spellStart"/>
+      <w:r>
+        <w:rPr>
+          <w:lang w:val="en-US"/>
+        </w:rPr>
+        <w:t>клиентов</w:t>
+      </w:r>
+      <w:proofErr w:type="spellEnd"/>
+      <w:r>
+        <w:rPr>
+          <w:lang w:val="en-US"/>
+        </w:rPr>
+        <w:t>;</w:t>
+      </w:r>
+    </w:p>
+    <w:p>
+      <w:pPr>
+        <w:numPr>
+          <w:ilvl w:val="0"/>
+          <w:numId w:val="5"/>
+        </w:numPr>
+        <w:rPr>
+          <w:lang w:val="en-US"/>
+        </w:rPr>
+      </w:pPr>
+      <w:proofErr w:type="spellStart"/>
+      <w:r>
+        <w:rPr>
+          <w:lang w:val="en-US"/>
+        </w:rPr>
+        <w:t>Анализировать</w:t>
+      </w:r>
+      <w:proofErr w:type="spellEnd"/>
+      <w:r>
+        <w:rPr>
+          <w:lang w:val="en-US"/>
+        </w:rPr>
+        <w:t xml:space="preserve"> </w:t>
+      </w:r>
+      <w:proofErr w:type="spellStart"/>
+      <w:r>
+        <w:rPr>
+          <w:lang w:val="en-US"/>
+        </w:rPr>
+        <w:t>объёмы</w:t>
+      </w:r>
+      <w:proofErr w:type="spellEnd"/>
+      <w:r>
+        <w:rPr>
+          <w:lang w:val="en-US"/>
+        </w:rPr>
+        <w:t xml:space="preserve"> </w:t>
+      </w:r>
+      <w:proofErr w:type="spellStart"/>
+      <w:r>
+        <w:rPr>
+          <w:lang w:val="en-US"/>
+        </w:rPr>
+        <w:t>транзакций</w:t>
+      </w:r>
+      <w:proofErr w:type="spellEnd"/>
+      <w:r>
+        <w:rPr>
+          <w:lang w:val="en-US"/>
+        </w:rPr>
+        <w:t>;</w:t>
+      </w:r>
+    </w:p>
+    <w:p>
+      <w:pPr>
+        <w:numPr>
+          <w:ilvl w:val="0"/>
+          <w:numId w:val="5"/>
+        </w:numPr>
+        <w:rPr>
+          <w:lang w:val="en-US"/>
+        </w:rPr>
+      </w:pPr>
+      <w:proofErr w:type="spellStart"/>
+      <w:r>
+        <w:rPr>
+          <w:lang w:val="en-US"/>
+        </w:rPr>
+        <w:t>Выявлять</w:t>
+      </w:r>
+      <w:proofErr w:type="spellEnd"/>
+      <w:r>
+        <w:rPr>
+          <w:lang w:val="en-US"/>
+        </w:rPr>
+        <w:t xml:space="preserve"> VIP-</w:t>
+      </w:r>
+      <w:proofErr w:type="spellStart"/>
+      <w:r>
+        <w:rPr>
+          <w:lang w:val="en-US"/>
+        </w:rPr>
+        <w:t>клиентов</w:t>
+      </w:r>
+      <w:proofErr w:type="spellEnd"/>
+      <w:r>
+        <w:rPr>
+          <w:lang w:val="en-US"/>
+        </w:rPr>
+        <w:t>;</w:t>
+      </w:r>
+    </w:p>
+    <w:p>
+      <w:pPr>
+        <w:numPr>
+          <w:ilvl w:val="0"/>
+          <w:numId w:val="5"/>
+        </w:numPr>
+        <w:rPr>
+          <w:lang w:val="en-US"/>
+        </w:rPr>
+      </w:pPr>
+      <w:proofErr w:type="spellStart"/>
+      <w:r>
+        <w:rPr>
+          <w:lang w:val="en-US"/>
+        </w:rPr>
+        <w:t>Контролировать</w:t>
+      </w:r>
+      <w:proofErr w:type="spellEnd"/>
+      <w:r>
+        <w:rPr>
+          <w:lang w:val="en-US"/>
+        </w:rPr>
+        <w:t xml:space="preserve"> </w:t>
+      </w:r>
+      <w:proofErr w:type="spellStart"/>
+      <w:r>
+        <w:rPr>
+          <w:lang w:val="en-US"/>
+        </w:rPr>
+        <w:t>нагрузку</w:t>
+      </w:r>
+      <w:proofErr w:type="spellEnd"/>
+      <w:r>
+        <w:rPr>
+          <w:lang w:val="en-US"/>
+        </w:rPr>
+        <w:t xml:space="preserve"> </w:t>
+      </w:r>
+      <w:proofErr w:type="spellStart"/>
+      <w:r>
+        <w:rPr>
+          <w:lang w:val="en-US"/>
+        </w:rPr>
+        <w:t>по</w:t>
+      </w:r>
+      <w:proofErr w:type="spellEnd"/>
+      <w:r>
+        <w:rPr>
+          <w:lang w:val="en-US"/>
+        </w:rPr>
+        <w:t xml:space="preserve"> </w:t>
+      </w:r>
+      <w:proofErr w:type="spellStart"/>
+      <w:r>
+        <w:rPr>
+          <w:lang w:val="en-US"/>
+        </w:rPr>
+        <w:t>счетам</w:t>
+      </w:r>
+      <w:proofErr w:type="spellEnd"/>
+      <w:r>
+        <w:rPr>
+          <w:lang w:val="en-US"/>
+        </w:rPr>
+        <w:t>;</w:t>
+      </w:r>
+    </w:p>
+    <w:p>
+      <w:pPr>
+        <w:numPr>
+          <w:ilvl w:val="0"/>
+          <w:numId w:val="5"/>
+        </w:numPr>
+      </w:pPr>
+      <w:r>
+        <w:t>Формировать управленческие отчёты для инвесторов.</w:t>
+      </w:r>
+    </w:p>
+    <w:p>
+      <w:r>
+        <w:t>Ваша задача — создать систему, которая:</w:t>
+      </w:r>
+    </w:p>
+    <w:p>
+      <w:pPr>
+        <w:numPr>
+          <w:ilvl w:val="0"/>
+          <w:numId w:val="6"/>
+        </w:numPr>
+      </w:pPr>
+      <w:r>
+        <w:t>Хранит данные о клиентах, счетах и транзакциях;</w:t>
+      </w:r>
+    </w:p>
+    <w:p>
+      <w:pPr>
+        <w:numPr>
+          <w:ilvl w:val="0"/>
+          <w:numId w:val="6"/>
+        </w:numPr>
+        <w:rPr>
+          <w:lang w:val="en-US"/>
+        </w:rPr>
+      </w:pPr>
+      <w:proofErr w:type="spellStart"/>
+      <w:r>
+        <w:rPr>
+          <w:lang w:val="en-US"/>
+        </w:rPr>
+        <w:t>Выполняет</w:t>
+      </w:r>
+      <w:proofErr w:type="spellEnd"/>
+      <w:r>
+        <w:rPr>
+          <w:lang w:val="en-US"/>
+        </w:rPr>
+        <w:t xml:space="preserve"> </w:t>
+      </w:r>
+      <w:proofErr w:type="spellStart"/>
+      <w:r>
+        <w:rPr>
+          <w:lang w:val="en-US"/>
+        </w:rPr>
+        <w:t>аналитику</w:t>
+      </w:r>
+      <w:proofErr w:type="spellEnd"/>
+      <w:r>
+        <w:rPr>
+          <w:lang w:val="en-US"/>
+        </w:rPr>
+        <w:t xml:space="preserve"> </w:t>
+      </w:r>
+      <w:proofErr w:type="spellStart"/>
+      <w:r>
+        <w:rPr>
+          <w:lang w:val="en-US"/>
+        </w:rPr>
+        <w:t>финансовой</w:t>
+      </w:r>
+      <w:proofErr w:type="spellEnd"/>
+      <w:r>
+        <w:rPr>
+          <w:lang w:val="en-US"/>
+        </w:rPr>
+        <w:t xml:space="preserve"> </w:t>
+      </w:r>
+      <w:proofErr w:type="spellStart"/>
+      <w:r>
+        <w:rPr>
+          <w:lang w:val="en-US"/>
+        </w:rPr>
+        <w:t>активности</w:t>
+      </w:r>
+      <w:proofErr w:type="spellEnd"/>
+      <w:r>
+        <w:rPr>
+          <w:lang w:val="en-US"/>
+        </w:rPr>
+        <w:t>;</w:t>
+      </w:r>
+    </w:p>
+    <w:p>
+      <w:pPr>
+        <w:numPr>
+          <w:ilvl w:val="0"/>
+          <w:numId w:val="6"/>
+        </w:numPr>
+      </w:pPr>
+      <w:r>
+        <w:t>Формирует итоговый отчёт для руководства.</w:t>
+      </w:r>
+    </w:p>
+    <w:p>
+      <w:pPr>
+        <w:rPr>
+          <w:lang w:val="en-US"/>
+        </w:rPr>
+      </w:pPr>
+      <w:r>
+        <w:rPr>
+          <w:lang w:val="en-US"/>
+        </w:rPr>
+        <w:pict w14:anchorId="1916548C">
+          <v:rect id="_x0000_i1122" style="width:0;height:1.5pt" o:hralign="center" o:hrstd="t" o:hr="t" fillcolor="#a0a0a0" stroked="f"/>
+        </w:pict>
+      </w:r>
+    </w:p>
+    <w:p>
+      <w:pPr>
+        <w:rPr>
+          <w:b/>
+          <w:bCs/>
+          <w:lang w:val="en-US"/>
+        </w:rPr>
+      </w:pPr>
+      <w:proofErr w:type="spellStart"/>
+      <w:r>
+        <w:rPr>
+          <w:b/>
+          <w:bCs/>
+          <w:lang w:val="en-US"/>
+        </w:rPr>
+        <w:t>Общие</w:t>
+      </w:r>
+      <w:proofErr w:type="spellEnd"/>
+      <w:r>
+        <w:rPr>
+          <w:b/>
+          <w:bCs/>
+          <w:lang w:val="en-US"/>
+        </w:rPr>
+        <w:t xml:space="preserve"> </w:t>
+      </w:r>
+      <w:proofErr w:type="spellStart"/>
+      <w:r>
+        <w:rPr>
+          <w:b/>
+          <w:bCs/>
+          <w:lang w:val="en-US"/>
+        </w:rPr>
+        <w:t>требования</w:t>
+      </w:r>
+      <w:proofErr w:type="spellEnd"/>
+      <w:r>
+        <w:rPr>
+          <w:b/>
+          <w:bCs/>
+          <w:lang w:val="en-US"/>
+        </w:rPr>
+        <w:t xml:space="preserve"> к </w:t>
+      </w:r>
+      <w:proofErr w:type="spellStart"/>
+      <w:r>
+        <w:rPr>
+          <w:b/>
+          <w:bCs/>
+          <w:lang w:val="en-US"/>
+        </w:rPr>
+        <w:t>данным</w:t>
+      </w:r>
+      <w:proofErr w:type="spellEnd"/>
+    </w:p>
+    <w:p>
+      <w:pPr>
+        <w:numPr>
+          <w:ilvl w:val="0"/>
+          <w:numId w:val="7"/>
+        </w:numPr>
+      </w:pPr>
+      <w:r>
+        <w:t xml:space="preserve">Данные создаются студентами самостоятельно с помощью нейросети </w:t>
+      </w:r>
+      <w:proofErr w:type="spellStart"/>
+      <w:r>
+        <w:rPr>
+          <w:b/>
+          <w:bCs/>
+          <w:lang w:val="en-US"/>
+        </w:rPr>
+        <w:t>DeepSeek</w:t>
+      </w:r>
+      <w:proofErr w:type="spellEnd"/>
+      <w:r>
+        <w:t>.</w:t>
+      </w:r>
+    </w:p>
+    <w:p>
+      <w:pPr>
+        <w:numPr>
+          <w:ilvl w:val="0"/>
+          <w:numId w:val="7"/>
+        </w:numPr>
+        <w:rPr>
+          <w:lang w:val="en-US"/>
+        </w:rPr>
+      </w:pPr>
+      <w:proofErr w:type="spellStart"/>
+      <w:r>
+        <w:rPr>
+          <w:lang w:val="en-US"/>
+        </w:rPr>
+        <w:t>Минимальный</w:t>
+      </w:r>
+      <w:proofErr w:type="spellEnd"/>
+      <w:r>
+        <w:rPr>
+          <w:lang w:val="en-US"/>
+        </w:rPr>
+        <w:t xml:space="preserve"> </w:t>
+      </w:r>
+      <w:proofErr w:type="spellStart"/>
+      <w:r>
+        <w:rPr>
+          <w:lang w:val="en-US"/>
+        </w:rPr>
+        <w:t>объём</w:t>
+      </w:r>
+      <w:proofErr w:type="spellEnd"/>
+      <w:r>
+        <w:rPr>
+          <w:lang w:val="en-US"/>
+        </w:rPr>
+        <w:t>:</w:t>
+      </w:r>
+    </w:p>
+    <w:p>
+      <w:pPr>
+        <w:numPr>
+          <w:ilvl w:val="1"/>
+          <w:numId w:val="7"/>
+        </w:numPr>
+        <w:rPr>
+          <w:lang w:val="en-US"/>
+        </w:rPr>
+      </w:pPr>
+      <w:r>
+        <w:rPr>
+          <w:lang w:val="en-US"/>
+        </w:rPr>
+        <w:t xml:space="preserve">≥30 </w:t>
+      </w:r>
+      <w:proofErr w:type="spellStart"/>
+      <w:r>
+        <w:rPr>
+          <w:lang w:val="en-US"/>
+        </w:rPr>
+        <w:t>клиентов</w:t>
+      </w:r>
+      <w:proofErr w:type="spellEnd"/>
+      <w:r>
+        <w:rPr>
+          <w:lang w:val="en-US"/>
+        </w:rPr>
+        <w:t>;</w:t>
+      </w:r>
+    </w:p>
+    <w:p>
+      <w:pPr>
+        <w:numPr>
+          <w:ilvl w:val="1"/>
+          <w:numId w:val="7"/>
+        </w:numPr>
+        <w:rPr>
+          <w:lang w:val="en-US"/>
+        </w:rPr>
+      </w:pPr>
+      <w:r>
+        <w:rPr>
+          <w:lang w:val="en-US"/>
+        </w:rPr>
+        <w:t xml:space="preserve">≥50 </w:t>
+      </w:r>
+      <w:proofErr w:type="spellStart"/>
+      <w:r>
+        <w:rPr>
+          <w:lang w:val="en-US"/>
+        </w:rPr>
+        <w:t>счетов</w:t>
+      </w:r>
+      <w:proofErr w:type="spellEnd"/>
+      <w:r>
+        <w:rPr>
+          <w:lang w:val="en-US"/>
+        </w:rPr>
+        <w:t>;</w:t>
+      </w:r>
+    </w:p>
+    <w:p>
+      <w:pPr>
+        <w:numPr>
+          <w:ilvl w:val="1"/>
+          <w:numId w:val="7"/>
+        </w:numPr>
+        <w:rPr>
+          <w:lang w:val="en-US"/>
+        </w:rPr>
+      </w:pPr>
+      <w:r>
+        <w:rPr>
+          <w:lang w:val="en-US"/>
+        </w:rPr>
+        <w:t xml:space="preserve">≥100 </w:t>
+      </w:r>
+      <w:proofErr w:type="spellStart"/>
+      <w:r>
+        <w:rPr>
+          <w:lang w:val="en-US"/>
+        </w:rPr>
+        <w:t>транзакций</w:t>
+      </w:r>
+      <w:proofErr w:type="spellEnd"/>
+      <w:r>
+        <w:rPr>
+          <w:lang w:val="en-US"/>
+        </w:rPr>
+        <w:t>;</w:t>
+      </w:r>
+    </w:p>
+    <w:p>
+      <w:pPr>
+        <w:numPr>
+          <w:ilvl w:val="1"/>
+          <w:numId w:val="7"/>
+        </w:numPr>
+      </w:pPr>
+      <w:r>
+        <w:t>У клиента может быть несколько счетов;</w:t>
+      </w:r>
+    </w:p>
+    <w:p>
+      <w:pPr>
+        <w:numPr>
+          <w:ilvl w:val="1"/>
+          <w:numId w:val="7"/>
+        </w:numPr>
+      </w:pPr>
+      <w:r>
+        <w:t>Каждый счёт содержит список транзакций;</w:t>
+      </w:r>
+    </w:p>
+    <w:p>
+      <w:pPr>
+        <w:numPr>
+          <w:ilvl w:val="1"/>
+          <w:numId w:val="7"/>
+        </w:numPr>
+      </w:pPr>
+      <w:r>
+        <w:t>Часть клиентов активно совершают операции.</w:t>
+      </w:r>
+    </w:p>
+    <w:p>
+      <w:pPr>
+        <w:rPr>
+          <w:lang w:val="en-US"/>
+        </w:rPr>
+      </w:pPr>
+      <w:r>
+        <w:rPr>
+          <w:lang w:val="en-US"/>
+        </w:rPr>
+        <w:pict w14:anchorId="08B62B72">
+          <v:rect id="_x0000_i1123" style="width:0;height:1.5pt" o:hralign="center" o:hrstd="t" o:hr="t" fillcolor="#a0a0a0" stroked="f"/>
+        </w:pict>
+      </w:r>
+    </w:p>
+    <w:p>
+      <w:pPr>
+        <w:rPr>
+          <w:b/>
+          <w:bCs/>
+        </w:rPr>
+      </w:pPr>
+      <w:r>
+        <w:rPr>
+          <w:b/>
+          <w:bCs/>
+        </w:rPr>
+        <w:t>Задание 1</w:t>
+      </w:r>
+    </w:p>
+    <w:p>
+      <w:pPr>
+        <w:rPr>
+          <w:b/>
+          <w:bCs/>
+        </w:rPr>
+      </w:pPr>
+      <w:r>
+        <w:rPr>
+          <w:b/>
+          <w:bCs/>
+        </w:rPr>
+        <w:t>Структура данных</w:t>
+      </w:r>
+    </w:p>
+    <w:p>
+      <w:r>
+        <w:rPr>
+          <w:lang w:val="en-US"/>
+        </w:rPr>
+        <w:t>fintech</w:t>
+      </w:r>
+      <w:r>
+        <w:t xml:space="preserve"> = {</w:t>
+      </w:r>
+    </w:p>
+    <w:p>
+      <w:r>
+        <w:t xml:space="preserve">    "</w:t>
+      </w:r>
+      <w:r>
+        <w:rPr>
+          <w:lang w:val="en-US"/>
+        </w:rPr>
+        <w:t>clients</w:t>
+      </w:r>
+      <w:r>
+        <w:t>": [</w:t>
+      </w:r>
+    </w:p>
+    <w:p>
+      <w:r>
+        <w:t xml:space="preserve">        {</w:t>
+      </w:r>
+    </w:p>
+    <w:p>
+      <w:r>
+        <w:t xml:space="preserve">            "</w:t>
+      </w:r>
+      <w:r>
+        <w:rPr>
+          <w:lang w:val="en-US"/>
+        </w:rPr>
+        <w:t>name</w:t>
+      </w:r>
+      <w:r>
+        <w:t>": "Иван Иванов",</w:t>
+      </w:r>
+    </w:p>
+    <w:p>
+      <w:r>
+        <w:lastRenderedPageBreak/>
+        <w:t xml:space="preserve">            "</w:t>
+      </w:r>
+      <w:r>
+        <w:rPr>
+          <w:lang w:val="en-US"/>
+        </w:rPr>
+        <w:t>email</w:t>
+      </w:r>
+      <w:r>
+        <w:t>": "</w:t>
+      </w:r>
+      <w:proofErr w:type="spellStart"/>
+      <w:r>
+        <w:rPr>
+          <w:lang w:val="en-US"/>
+        </w:rPr>
+        <w:t>ivan</w:t>
+      </w:r>
+      <w:proofErr w:type="spellEnd"/>
+      <w:r>
+        <w:t>@</w:t>
+      </w:r>
+      <w:r>
+        <w:rPr>
+          <w:lang w:val="en-US"/>
+        </w:rPr>
+        <w:t>mail</w:t>
+      </w:r>
+      <w:r>
+        <w:t>.</w:t>
+      </w:r>
+      <w:proofErr w:type="spellStart"/>
+      <w:r>
+        <w:rPr>
+          <w:lang w:val="en-US"/>
+        </w:rPr>
+        <w:t>ru</w:t>
+      </w:r>
+      <w:proofErr w:type="spellEnd"/>
+      <w:r>
+        <w:t>",</w:t>
+      </w:r>
+    </w:p>
+    <w:p>
+      <w:pPr>
+        <w:rPr>
+          <w:lang w:val="en-US"/>
+        </w:rPr>
+      </w:pPr>
+      <w:r>
+        <w:t xml:space="preserve">            </w:t>
+      </w:r>
+      <w:r>
+        <w:rPr>
+          <w:lang w:val="en-US"/>
+        </w:rPr>
+        <w:t>"accounts": [</w:t>
+      </w:r>
+    </w:p>
+    <w:p>
+      <w:pPr>
+        <w:rPr>
+          <w:lang w:val="en-US"/>
+        </w:rPr>
+      </w:pPr>
+      <w:r>
+        <w:rPr>
+          <w:lang w:val="en-US"/>
+        </w:rPr>
+        <w:t xml:space="preserve">                {</w:t>
+      </w:r>
+    </w:p>
+    <w:p>
+      <w:pPr>
+        <w:rPr>
+          <w:lang w:val="en-US"/>
+        </w:rPr>
+      </w:pPr>
+      <w:r>
+        <w:rPr>
+          <w:lang w:val="en-US"/>
+        </w:rPr>
+        <w:t xml:space="preserve">                    "</w:t>
+      </w:r>
+      <w:proofErr w:type="spellStart"/>
+      <w:proofErr w:type="gramStart"/>
+      <w:r>
+        <w:rPr>
+          <w:lang w:val="en-US"/>
+        </w:rPr>
+        <w:t>account</w:t>
+      </w:r>
+      <w:proofErr w:type="gramEnd"/>
+      <w:r>
+        <w:rPr>
+          <w:lang w:val="en-US"/>
+        </w:rPr>
+        <w:t>_id</w:t>
+      </w:r>
+      <w:proofErr w:type="spellEnd"/>
+      <w:r>
+        <w:rPr>
+          <w:lang w:val="en-US"/>
+        </w:rPr>
+        <w:t>": "A001",</w:t>
+      </w:r>
+    </w:p>
+    <w:p>
+      <w:pPr>
+        <w:rPr>
+          <w:lang w:val="en-US"/>
+        </w:rPr>
+      </w:pPr>
+      <w:r>
+        <w:rPr>
+          <w:lang w:val="en-US"/>
+        </w:rPr>
+        <w:t xml:space="preserve">                    "transactions": [</w:t>
+      </w:r>
+    </w:p>
+    <w:p>
+      <w:pPr>
+        <w:rPr>
+          <w:lang w:val="en-US"/>
+        </w:rPr>
+      </w:pPr>
+      <w:r>
+        <w:rPr>
+          <w:lang w:val="en-US"/>
+        </w:rPr>
+        <w:t xml:space="preserve">                        {"type": "income", "amount": 5000},</w:t>
+      </w:r>
+    </w:p>
+    <w:p>
+      <w:pPr>
+        <w:rPr>
+          <w:lang w:val="en-US"/>
+        </w:rPr>
+      </w:pPr>
+      <w:r>
+        <w:rPr>
+          <w:lang w:val="en-US"/>
+        </w:rPr>
+        <w:t xml:space="preserve">                        {"type": "expense", "amount": 1200}</w:t>
+      </w:r>
+    </w:p>
+    <w:p>
+      <w:pPr>
+        <w:rPr>
+          <w:lang w:val="en-US"/>
+        </w:rPr>
+      </w:pPr>
+      <w:r>
+        <w:rPr>
+          <w:lang w:val="en-US"/>
+        </w:rPr>
+        <w:t xml:space="preserve">                    ]</w:t>
+      </w:r>
+    </w:p>
+    <w:p>
+      <w:pPr>
+        <w:rPr>
+          <w:lang w:val="en-US"/>
+        </w:rPr>
+      </w:pPr>
+      <w:r>
+        <w:rPr>
+          <w:lang w:val="en-US"/>
+        </w:rPr>
+        <w:t xml:space="preserve">                }</w:t>
+      </w:r>
+    </w:p>
+    <w:p>
+      <w:pPr>
+        <w:rPr>
+          <w:lang w:val="en-US"/>
+        </w:rPr>
+      </w:pPr>
+      <w:r>
+        <w:rPr>
+          <w:lang w:val="en-US"/>
+        </w:rPr>
+        <w:t xml:space="preserve">            ]</w:t>
+      </w:r>
+    </w:p>
+    <w:p>
+      <w:pPr>
+        <w:rPr>
+          <w:lang w:val="en-US"/>
+        </w:rPr>
+      </w:pPr>
+      <w:r>
+        <w:rPr>
+          <w:lang w:val="en-US"/>
+        </w:rPr>
+        <w:t xml:space="preserve">        }</w:t>
+      </w:r>
+    </w:p>
+    <w:p>
+      <w:pPr>
+        <w:rPr>
+          <w:lang w:val="en-US"/>
+        </w:rPr>
+      </w:pPr>
+      <w:r>
+        <w:rPr>
+          <w:lang w:val="en-US"/>
+        </w:rPr>
+        <w:t xml:space="preserve">    ]</w:t>
+      </w:r>
+    </w:p>
+    <w:p>
+      <w:pPr>
+        <w:rPr>
+          <w:lang w:val="en-US"/>
+        </w:rPr>
+      </w:pPr>
+      <w:r>
+        <w:rPr>
+          <w:lang w:val="en-US"/>
+        </w:rPr>
+        <w:t>}</w:t>
+      </w:r>
+    </w:p>
+    <w:p>
+      <w:pPr>
+        <w:rPr>
+          <w:lang w:val="en-US"/>
+        </w:rPr>
+      </w:pPr>
+      <w:r>
+        <w:rPr>
+          <w:lang w:val="en-US"/>
+        </w:rPr>
+        <w:pict w14:anchorId="4FAD6AD0">
+          <v:rect id="_x0000_i1124" style="width:0;height:1.5pt" o:hralign="center" o:hrstd="t" o:hr="t" fillcolor="#a0a0a0" stroked="f"/>
+        </w:pict>
+      </w:r>
+    </w:p>
+    <w:p>
+      <w:pPr>
+        <w:rPr>
+          <w:b/>
+          <w:bCs/>
+          <w:lang w:val="en-US"/>
+        </w:rPr>
+      </w:pPr>
+      <w:proofErr w:type="spellStart"/>
+      <w:r>
+        <w:rPr>
+          <w:b/>
+          <w:bCs/>
+          <w:lang w:val="en-US"/>
+        </w:rPr>
+        <w:t>Часть</w:t>
+      </w:r>
+      <w:proofErr w:type="spellEnd"/>
+      <w:r>
+        <w:rPr>
+          <w:b/>
+          <w:bCs/>
+          <w:lang w:val="en-US"/>
+        </w:rPr>
+        <w:t xml:space="preserve"> 1. </w:t>
+      </w:r>
+      <w:proofErr w:type="spellStart"/>
+      <w:r>
+        <w:rPr>
+          <w:b/>
+          <w:bCs/>
+          <w:lang w:val="en-US"/>
+        </w:rPr>
+        <w:t>Подготовка</w:t>
+      </w:r>
+      <w:proofErr w:type="spellEnd"/>
+      <w:r>
+        <w:rPr>
+          <w:b/>
+          <w:bCs/>
+          <w:lang w:val="en-US"/>
+        </w:rPr>
+        <w:t xml:space="preserve"> </w:t>
+      </w:r>
+      <w:proofErr w:type="spellStart"/>
+      <w:r>
+        <w:rPr>
+          <w:b/>
+          <w:bCs/>
+          <w:lang w:val="en-US"/>
+        </w:rPr>
+        <w:t>данных</w:t>
+      </w:r>
+      <w:proofErr w:type="spellEnd"/>
+    </w:p>
+    <w:p>
+      <w:pPr>
+        <w:numPr>
+          <w:ilvl w:val="0"/>
+          <w:numId w:val="8"/>
+        </w:numPr>
+        <w:rPr>
+          <w:lang w:val="en-US"/>
+        </w:rPr>
+      </w:pPr>
+      <w:proofErr w:type="spellStart"/>
+      <w:r>
+        <w:rPr>
+          <w:lang w:val="en-US"/>
+        </w:rPr>
+        <w:t>total_clients</w:t>
+      </w:r>
+      <w:proofErr w:type="spellEnd"/>
+      <w:r>
+        <w:rPr>
+          <w:lang w:val="en-US"/>
+        </w:rPr>
+        <w:t xml:space="preserve"> = </w:t>
+      </w:r>
+      <w:proofErr w:type="spellStart"/>
+      <w:r>
+        <w:rPr>
+          <w:lang w:val="en-US"/>
+        </w:rPr>
+        <w:t>len</w:t>
+      </w:r>
+      <w:proofErr w:type="spellEnd"/>
+      <w:r>
+        <w:rPr>
+          <w:lang w:val="en-US"/>
+        </w:rPr>
+        <w:t>(fintech["clients"])</w:t>
+      </w:r>
+    </w:p>
+    <w:p>
+      <w:pPr>
+        <w:numPr>
+          <w:ilvl w:val="1"/>
+          <w:numId w:val="8"/>
+        </w:numPr>
+      </w:pPr>
+      <w:r>
+        <w:t xml:space="preserve">общее количество клиентов → </w:t>
+      </w:r>
+      <w:r>
+        <w:rPr>
+          <w:b/>
+          <w:bCs/>
+        </w:rPr>
+        <w:t xml:space="preserve">идёт в отчёт как </w:t>
+      </w:r>
+      <w:proofErr w:type="spellStart"/>
+      <w:r>
+        <w:rPr>
+          <w:b/>
+          <w:bCs/>
+          <w:lang w:val="en-US"/>
+        </w:rPr>
+        <w:t>TotalClients</w:t>
+      </w:r>
+      <w:proofErr w:type="spellEnd"/>
+    </w:p>
+    <w:p>
+      <w:pPr>
+        <w:numPr>
+          <w:ilvl w:val="0"/>
+          <w:numId w:val="8"/>
+        </w:numPr>
+        <w:rPr>
+          <w:lang w:val="en-US"/>
+        </w:rPr>
+      </w:pPr>
+      <w:proofErr w:type="spellStart"/>
+      <w:r>
+        <w:rPr>
+          <w:lang w:val="en-US"/>
+        </w:rPr>
+        <w:t>all_accounts</w:t>
+      </w:r>
+      <w:proofErr w:type="spellEnd"/>
+      <w:r>
+        <w:rPr>
+          <w:lang w:val="en-US"/>
+        </w:rPr>
+        <w:t xml:space="preserve"> = [acc for client in fintech["clients"] for acc in client["accounts"]]</w:t>
+      </w:r>
+    </w:p>
+    <w:p>
+      <w:pPr>
+        <w:numPr>
+          <w:ilvl w:val="1"/>
+          <w:numId w:val="8"/>
+        </w:numPr>
+      </w:pPr>
+      <w:r>
+        <w:t xml:space="preserve">общее количество счетов → </w:t>
+      </w:r>
+      <w:r>
+        <w:rPr>
+          <w:b/>
+          <w:bCs/>
+        </w:rPr>
+        <w:t xml:space="preserve">идёт в отчёт как </w:t>
+      </w:r>
+      <w:proofErr w:type="spellStart"/>
+      <w:r>
+        <w:rPr>
+          <w:b/>
+          <w:bCs/>
+          <w:lang w:val="en-US"/>
+        </w:rPr>
+        <w:t>TotalAccounts</w:t>
+      </w:r>
+      <w:proofErr w:type="spellEnd"/>
+    </w:p>
+    <w:p>
+      <w:pPr>
+        <w:numPr>
+          <w:ilvl w:val="0"/>
+          <w:numId w:val="8"/>
+        </w:numPr>
+        <w:rPr>
+          <w:lang w:val="en-US"/>
+        </w:rPr>
+      </w:pPr>
+      <w:proofErr w:type="spellStart"/>
+      <w:r>
+        <w:rPr>
+          <w:lang w:val="en-US"/>
+        </w:rPr>
+        <w:t>all_transactions</w:t>
+      </w:r>
+      <w:proofErr w:type="spellEnd"/>
+      <w:r>
+        <w:rPr>
+          <w:lang w:val="en-US"/>
+        </w:rPr>
+        <w:t xml:space="preserve"> = [t for acc in </w:t>
+      </w:r>
+      <w:proofErr w:type="spellStart"/>
+      <w:r>
+        <w:rPr>
+          <w:lang w:val="en-US"/>
+        </w:rPr>
+        <w:t>all_accounts</w:t>
+      </w:r>
+      <w:proofErr w:type="spellEnd"/>
+      <w:r>
+        <w:rPr>
+          <w:lang w:val="en-US"/>
+        </w:rPr>
+        <w:t xml:space="preserve"> for t in acc["transactions"]]</w:t>
+      </w:r>
+    </w:p>
+    <w:p>
+      <w:pPr>
+        <w:numPr>
+          <w:ilvl w:val="1"/>
+          <w:numId w:val="8"/>
+        </w:numPr>
+      </w:pPr>
+      <w:r>
+        <w:t xml:space="preserve">общее количество транзакций → </w:t>
+      </w:r>
+      <w:r>
+        <w:rPr>
+          <w:b/>
+          <w:bCs/>
+        </w:rPr>
+        <w:t xml:space="preserve">идёт в отчёт как </w:t>
+      </w:r>
+      <w:proofErr w:type="spellStart"/>
+      <w:r>
+        <w:rPr>
+          <w:b/>
+          <w:bCs/>
+          <w:lang w:val="en-US"/>
+        </w:rPr>
+        <w:t>TotalTransactions</w:t>
+      </w:r>
+      <w:proofErr w:type="spellEnd"/>
+    </w:p>
+    <w:p>
+      <w:pPr>
+        <w:numPr>
+          <w:ilvl w:val="0"/>
+          <w:numId w:val="8"/>
+        </w:numPr>
+        <w:rPr>
+          <w:lang w:val="en-US"/>
+        </w:rPr>
+      </w:pPr>
+      <w:proofErr w:type="spellStart"/>
+      <w:r>
+        <w:rPr>
+          <w:lang w:val="en-US"/>
+        </w:rPr>
+        <w:t>last_client</w:t>
+      </w:r>
+      <w:proofErr w:type="spellEnd"/>
+      <w:r>
+        <w:rPr>
+          <w:lang w:val="en-US"/>
+        </w:rPr>
+        <w:t xml:space="preserve"> = fintech["clients</w:t>
+      </w:r>
+      <w:proofErr w:type="gramStart"/>
+      <w:r>
+        <w:rPr>
+          <w:lang w:val="en-US"/>
+        </w:rPr>
+        <w:t>"][</w:t>
+      </w:r>
+      <w:proofErr w:type="gramEnd"/>
+      <w:r>
+        <w:rPr>
+          <w:lang w:val="en-US"/>
+        </w:rPr>
+        <w:t>-1]</w:t>
+      </w:r>
+    </w:p>
+    <w:p>
+      <w:pPr>
+        <w:numPr>
+          <w:ilvl w:val="1"/>
+          <w:numId w:val="8"/>
+        </w:numPr>
+      </w:pPr>
+      <w:r>
+        <w:t xml:space="preserve">анализ нового клиента </w:t>
+      </w:r>
+      <w:r>
+        <w:rPr>
+          <w:i/>
+          <w:iCs/>
+        </w:rPr>
+        <w:t>(не идёт в отчёт напрямую)</w:t>
+      </w:r>
+    </w:p>
+    <w:p>
+      <w:pPr>
+        <w:rPr>
+          <w:lang w:val="en-US"/>
+        </w:rPr>
+      </w:pPr>
+      <w:r>
+        <w:rPr>
+          <w:lang w:val="en-US"/>
+        </w:rPr>
+        <w:pict w14:anchorId="4AE78275">
+          <v:rect id="_x0000_i1125" style="width:0;height:1.5pt" o:hralign="center" o:hrstd="t" o:hr="t" fillcolor="#a0a0a0" stroked="f"/>
+        </w:pict>
+      </w:r>
+    </w:p>
+    <w:p>
+      <w:pPr>
+        <w:rPr>
+          <w:b/>
+          <w:bCs/>
+          <w:lang w:val="en-US"/>
+        </w:rPr>
+      </w:pPr>
+      <w:proofErr w:type="spellStart"/>
+      <w:r>
+        <w:rPr>
+          <w:b/>
+          <w:bCs/>
+          <w:lang w:val="en-US"/>
+        </w:rPr>
+        <w:t>Часть</w:t>
+      </w:r>
+      <w:proofErr w:type="spellEnd"/>
+      <w:r>
+        <w:rPr>
+          <w:b/>
+          <w:bCs/>
+          <w:lang w:val="en-US"/>
+        </w:rPr>
+        <w:t xml:space="preserve"> 2. </w:t>
+      </w:r>
+      <w:proofErr w:type="spellStart"/>
+      <w:r>
+        <w:rPr>
+          <w:b/>
+          <w:bCs/>
+          <w:lang w:val="en-US"/>
+        </w:rPr>
+        <w:t>Финансовая</w:t>
+      </w:r>
+      <w:proofErr w:type="spellEnd"/>
+      <w:r>
+        <w:rPr>
+          <w:b/>
+          <w:bCs/>
+          <w:lang w:val="en-US"/>
+        </w:rPr>
+        <w:t xml:space="preserve"> </w:t>
+      </w:r>
+      <w:proofErr w:type="spellStart"/>
+      <w:r>
+        <w:rPr>
+          <w:b/>
+          <w:bCs/>
+          <w:lang w:val="en-US"/>
+        </w:rPr>
+        <w:t>аналитика</w:t>
+      </w:r>
+      <w:proofErr w:type="spellEnd"/>
+    </w:p>
+    <w:p>
+      <w:pPr>
+        <w:numPr>
+          <w:ilvl w:val="0"/>
+          <w:numId w:val="9"/>
+        </w:numPr>
+      </w:pPr>
+      <w:r>
+        <w:rPr>
+          <w:b/>
+          <w:bCs/>
+        </w:rPr>
+        <w:t>Баланс каждого счёта → новый ключ в словаре счёта</w:t>
+      </w:r>
+    </w:p>
+    <w:p>
+      <w:pPr>
+        <w:rPr>
+          <w:lang w:val="en-US"/>
+        </w:rPr>
+      </w:pPr>
+      <w:r>
+        <w:rPr>
+          <w:lang w:val="en-US"/>
+        </w:rPr>
+        <w:t xml:space="preserve">account["balance"] = </w:t>
+      </w:r>
+      <w:proofErr w:type="gramStart"/>
+      <w:r>
+        <w:rPr>
+          <w:lang w:val="en-US"/>
+        </w:rPr>
+        <w:t>sum(</w:t>
+      </w:r>
+      <w:proofErr w:type="gramEnd"/>
+    </w:p>
+    <w:p>
+      <w:pPr>
+        <w:rPr>
+          <w:lang w:val="en-US"/>
+        </w:rPr>
+      </w:pPr>
+      <w:r>
+        <w:rPr>
+          <w:lang w:val="en-US"/>
+        </w:rPr>
+        <w:t xml:space="preserve">    t["amount"] if t["type"] == "income" else -t["amount"]</w:t>
+      </w:r>
+    </w:p>
+    <w:p>
+      <w:pPr>
+        <w:rPr>
+          <w:lang w:val="en-US"/>
+        </w:rPr>
+      </w:pPr>
+      <w:r>
+        <w:rPr>
+          <w:lang w:val="en-US"/>
+        </w:rPr>
+        <w:t xml:space="preserve">    for t in account["transactions"]</w:t>
+      </w:r>
+    </w:p>
+    <w:p>
+      <w:r>
+        <w:t>)</w:t>
+      </w:r>
+    </w:p>
+    <w:p>
+      <w:r>
+        <w:t>Зачем: видеть текущее состояние средств.</w:t>
+      </w:r>
+    </w:p>
+    <w:p>
+      <w:pPr>
+        <w:rPr>
+          <w:lang w:val="en-US"/>
+        </w:rPr>
+      </w:pPr>
+      <w:r>
+        <w:rPr>
+          <w:lang w:val="en-US"/>
+        </w:rPr>
+        <w:pict w14:anchorId="2E8494A0">
+          <v:rect id="_x0000_i1126" style="width:0;height:1.5pt" o:hralign="center" o:hrstd="t" o:hr="t" fillcolor="#a0a0a0" stroked="f"/>
+        </w:pict>
+      </w:r>
+    </w:p>
+    <w:p>
+      <w:pPr>
+        <w:numPr>
+          <w:ilvl w:val="0"/>
+          <w:numId w:val="10"/>
+        </w:numPr>
+      </w:pPr>
+      <w:r>
+        <w:rPr>
+          <w:b/>
+          <w:bCs/>
+        </w:rPr>
+        <w:lastRenderedPageBreak/>
+        <w:t>Общий баланс клиента → новый ключ в словаре клиента</w:t>
+      </w:r>
+    </w:p>
+    <w:p>
+      <w:pPr>
+        <w:rPr>
+          <w:lang w:val="en-US"/>
+        </w:rPr>
+      </w:pPr>
+      <w:r>
+        <w:rPr>
+          <w:lang w:val="en-US"/>
+        </w:rPr>
+        <w:t>client["</w:t>
+      </w:r>
+      <w:proofErr w:type="spellStart"/>
+      <w:r>
+        <w:rPr>
+          <w:lang w:val="en-US"/>
+        </w:rPr>
+        <w:t>total_balance</w:t>
+      </w:r>
+      <w:proofErr w:type="spellEnd"/>
+      <w:r>
+        <w:rPr>
+          <w:lang w:val="en-US"/>
+        </w:rPr>
+        <w:t>"] = sum(acc["balance"] for acc in client["accounts"])</w:t>
+      </w:r>
+    </w:p>
+    <w:p>
+      <w:r>
+        <w:t xml:space="preserve">Зачем: оценить финансовую активность клиента → </w:t>
+      </w:r>
+      <w:r>
+        <w:rPr>
+          <w:b/>
+          <w:bCs/>
+        </w:rPr>
+        <w:t>идёт в отчёт</w:t>
+      </w:r>
+    </w:p>
+    <w:p>
+      <w:pPr>
+        <w:rPr>
+          <w:lang w:val="en-US"/>
+        </w:rPr>
+      </w:pPr>
+      <w:r>
+        <w:rPr>
+          <w:lang w:val="en-US"/>
+        </w:rPr>
+        <w:pict w14:anchorId="2F469AF6">
+          <v:rect id="_x0000_i1127" style="width:0;height:1.5pt" o:hralign="center" o:hrstd="t" o:hr="t" fillcolor="#a0a0a0" stroked="f"/>
+        </w:pict>
+      </w:r>
+    </w:p>
+    <w:p>
+      <w:pPr>
+        <w:numPr>
+          <w:ilvl w:val="0"/>
+          <w:numId w:val="11"/>
+        </w:numPr>
+      </w:pPr>
+      <w:r>
+        <w:rPr>
+          <w:b/>
+          <w:bCs/>
+        </w:rPr>
+        <w:t>Общий оборот клиента (сумма всех операций) → новый ключ</w:t>
+      </w:r>
+    </w:p>
+    <w:p>
+      <w:pPr>
+        <w:rPr>
+          <w:lang w:val="en-US"/>
+        </w:rPr>
+      </w:pPr>
+      <w:r>
+        <w:rPr>
+          <w:lang w:val="en-US"/>
+        </w:rPr>
+        <w:t>client["</w:t>
+      </w:r>
+      <w:proofErr w:type="spellStart"/>
+      <w:r>
+        <w:rPr>
+          <w:lang w:val="en-US"/>
+        </w:rPr>
+        <w:t>total_turnover</w:t>
+      </w:r>
+      <w:proofErr w:type="spellEnd"/>
+      <w:r>
+        <w:rPr>
+          <w:lang w:val="en-US"/>
+        </w:rPr>
+        <w:t xml:space="preserve">"] = </w:t>
+      </w:r>
+      <w:proofErr w:type="gramStart"/>
+      <w:r>
+        <w:rPr>
+          <w:lang w:val="en-US"/>
+        </w:rPr>
+        <w:t>sum(</w:t>
+      </w:r>
+      <w:proofErr w:type="gramEnd"/>
+    </w:p>
+    <w:p>
+      <w:pPr>
+        <w:rPr>
+          <w:lang w:val="en-US"/>
+        </w:rPr>
+      </w:pPr>
+      <w:r>
+        <w:rPr>
+          <w:lang w:val="en-US"/>
+        </w:rPr>
+        <w:t xml:space="preserve">    t["amount"]</w:t>
+      </w:r>
+    </w:p>
+    <w:p>
+      <w:pPr>
+        <w:rPr>
+          <w:lang w:val="en-US"/>
+        </w:rPr>
+      </w:pPr>
+      <w:r>
+        <w:rPr>
+          <w:lang w:val="en-US"/>
+        </w:rPr>
+        <w:t xml:space="preserve">    for acc in client["accounts"]</w:t>
+      </w:r>
+    </w:p>
+    <w:p>
+      <w:pPr>
+        <w:rPr>
+          <w:lang w:val="en-US"/>
+        </w:rPr>
+      </w:pPr>
+      <w:r>
+        <w:rPr>
+          <w:lang w:val="en-US"/>
+        </w:rPr>
+        <w:t xml:space="preserve">    for t in acc["transactions"]</w:t>
+      </w:r>
+    </w:p>
+    <w:p>
+      <w:r>
+        <w:t>)</w:t>
+      </w:r>
+    </w:p>
+    <w:p>
+      <w:r>
+        <w:t xml:space="preserve">Зачем: определить уровень активности → </w:t>
+      </w:r>
+      <w:r>
+        <w:rPr>
+          <w:b/>
+          <w:bCs/>
+        </w:rPr>
+        <w:t>идёт в отчёт</w:t>
+      </w:r>
+    </w:p>
+    <w:p>
+      <w:pPr>
+        <w:rPr>
+          <w:lang w:val="en-US"/>
+        </w:rPr>
+      </w:pPr>
+      <w:r>
+        <w:rPr>
+          <w:lang w:val="en-US"/>
+        </w:rPr>
+        <w:pict w14:anchorId="42B3AB3B">
+          <v:rect id="_x0000_i1128" style="width:0;height:1.5pt" o:hralign="center" o:hrstd="t" o:hr="t" fillcolor="#a0a0a0" stroked="f"/>
+        </w:pict>
+      </w:r>
+    </w:p>
+    <w:p>
+      <w:pPr>
+        <w:numPr>
+          <w:ilvl w:val="0"/>
+          <w:numId w:val="12"/>
+        </w:numPr>
+      </w:pPr>
+      <w:r>
+        <w:rPr>
+          <w:b/>
+          <w:bCs/>
+          <w:lang w:val="en-US"/>
+        </w:rPr>
+        <w:t>VIP</w:t>
+      </w:r>
+      <w:r>
+        <w:rPr>
+          <w:b/>
+          <w:bCs/>
+        </w:rPr>
+        <w:t>-клиент (максимальный оборот) → отдельный словарь</w:t>
+      </w:r>
+    </w:p>
+    <w:p>
+      <w:pPr>
+        <w:rPr>
+          <w:lang w:val="en-US"/>
+        </w:rPr>
+      </w:pPr>
+      <w:proofErr w:type="spellStart"/>
+      <w:r>
+        <w:rPr>
+          <w:lang w:val="en-US"/>
+        </w:rPr>
+        <w:t>vip_client</w:t>
+      </w:r>
+      <w:proofErr w:type="spellEnd"/>
+      <w:r>
+        <w:rPr>
+          <w:lang w:val="en-US"/>
+        </w:rPr>
+        <w:t xml:space="preserve"> = {</w:t>
+      </w:r>
+    </w:p>
+    <w:p>
+      <w:pPr>
+        <w:rPr>
+          <w:lang w:val="en-US"/>
+        </w:rPr>
+      </w:pPr>
+      <w:r>
+        <w:rPr>
+          <w:lang w:val="en-US"/>
+        </w:rPr>
+        <w:t xml:space="preserve">    "name": "</w:t>
+      </w:r>
+      <w:proofErr w:type="spellStart"/>
+      <w:r>
+        <w:rPr>
+          <w:lang w:val="en-US"/>
+        </w:rPr>
+        <w:t>Иван</w:t>
+      </w:r>
+      <w:proofErr w:type="spellEnd"/>
+      <w:r>
+        <w:rPr>
+          <w:lang w:val="en-US"/>
+        </w:rPr>
+        <w:t xml:space="preserve"> </w:t>
+      </w:r>
+      <w:proofErr w:type="spellStart"/>
+      <w:r>
+        <w:rPr>
+          <w:lang w:val="en-US"/>
+        </w:rPr>
+        <w:t>Иванов</w:t>
+      </w:r>
+      <w:proofErr w:type="spellEnd"/>
+      <w:r>
+        <w:rPr>
+          <w:lang w:val="en-US"/>
+        </w:rPr>
+        <w:t>",</w:t>
+      </w:r>
+    </w:p>
+    <w:p>
+      <w:r>
+        <w:rPr>
+          <w:lang w:val="en-US"/>
+        </w:rPr>
+        <w:t xml:space="preserve">    </w:t>
+      </w:r>
+      <w:r>
+        <w:t>"</w:t>
+      </w:r>
+      <w:r>
+        <w:rPr>
+          <w:lang w:val="en-US"/>
+        </w:rPr>
+        <w:t>total</w:t>
+      </w:r>
+      <w:r>
+        <w:t>_</w:t>
+      </w:r>
+      <w:r>
+        <w:rPr>
+          <w:lang w:val="en-US"/>
+        </w:rPr>
+        <w:t>turnover</w:t>
+      </w:r>
+      <w:r>
+        <w:t>": 150000</w:t>
+      </w:r>
+    </w:p>
+    <w:p>
+      <w:r>
+        <w:t>}</w:t>
+      </w:r>
+    </w:p>
+    <w:p>
+      <w:r>
+        <w:t xml:space="preserve">Зачем: выявить наиболее ценного клиента → </w:t>
+      </w:r>
+      <w:r>
+        <w:rPr>
+          <w:b/>
+          <w:bCs/>
+        </w:rPr>
+        <w:t>идёт в отчёт</w:t>
+      </w:r>
+    </w:p>
+    <w:p>
+      <w:pPr>
+        <w:rPr>
+          <w:lang w:val="en-US"/>
+        </w:rPr>
+      </w:pPr>
+      <w:r>
+        <w:rPr>
+          <w:lang w:val="en-US"/>
+        </w:rPr>
+        <w:pict w14:anchorId="01BCC470">
+          <v:rect id="_x0000_i1129" style="width:0;height:1.5pt" o:hralign="center" o:hrstd="t" o:hr="t" fillcolor="#a0a0a0" stroked="f"/>
+        </w:pict>
+      </w:r>
+    </w:p>
+    <w:p>
+      <w:pPr>
+        <w:numPr>
+          <w:ilvl w:val="0"/>
+          <w:numId w:val="13"/>
+        </w:numPr>
+        <w:rPr>
+          <w:lang w:val="en-US"/>
+        </w:rPr>
+      </w:pPr>
+      <w:proofErr w:type="spellStart"/>
+      <w:r>
+        <w:rPr>
+          <w:b/>
+          <w:bCs/>
+          <w:lang w:val="en-US"/>
+        </w:rPr>
+        <w:t>Клиенты</w:t>
+      </w:r>
+      <w:proofErr w:type="spellEnd"/>
+      <w:r>
+        <w:rPr>
+          <w:b/>
+          <w:bCs/>
+          <w:lang w:val="en-US"/>
+        </w:rPr>
+        <w:t xml:space="preserve"> с </w:t>
+      </w:r>
+      <w:proofErr w:type="spellStart"/>
+      <w:r>
+        <w:rPr>
+          <w:b/>
+          <w:bCs/>
+          <w:lang w:val="en-US"/>
+        </w:rPr>
+        <w:t>отрицательным</w:t>
+      </w:r>
+      <w:proofErr w:type="spellEnd"/>
+      <w:r>
+        <w:rPr>
+          <w:b/>
+          <w:bCs/>
+          <w:lang w:val="en-US"/>
+        </w:rPr>
+        <w:t xml:space="preserve"> </w:t>
+      </w:r>
+      <w:proofErr w:type="spellStart"/>
+      <w:r>
+        <w:rPr>
+          <w:b/>
+          <w:bCs/>
+          <w:lang w:val="en-US"/>
+        </w:rPr>
+        <w:t>балансом</w:t>
+      </w:r>
+      <w:proofErr w:type="spellEnd"/>
+      <w:r>
+        <w:rPr>
+          <w:b/>
+          <w:bCs/>
+          <w:lang w:val="en-US"/>
+        </w:rPr>
+        <w:t xml:space="preserve"> → </w:t>
+      </w:r>
+      <w:proofErr w:type="spellStart"/>
+      <w:r>
+        <w:rPr>
+          <w:b/>
+          <w:bCs/>
+          <w:lang w:val="en-US"/>
+        </w:rPr>
+        <w:t>список</w:t>
+      </w:r>
+      <w:proofErr w:type="spellEnd"/>
+    </w:p>
+    <w:p>
+      <w:pPr>
+        <w:rPr>
+          <w:lang w:val="en-US"/>
+        </w:rPr>
+      </w:pPr>
+      <w:proofErr w:type="spellStart"/>
+      <w:r>
+        <w:rPr>
+          <w:lang w:val="en-US"/>
+        </w:rPr>
+        <w:t>negative_balance_clients</w:t>
+      </w:r>
+      <w:proofErr w:type="spellEnd"/>
+      <w:r>
+        <w:rPr>
+          <w:lang w:val="en-US"/>
+        </w:rPr>
+        <w:t xml:space="preserve"> = [</w:t>
+      </w:r>
+    </w:p>
+    <w:p>
+      <w:pPr>
+        <w:rPr>
+          <w:lang w:val="en-US"/>
+        </w:rPr>
+      </w:pPr>
+      <w:r>
+        <w:rPr>
+          <w:lang w:val="en-US"/>
+        </w:rPr>
+        <w:t xml:space="preserve">    {"name": "</w:t>
+      </w:r>
+      <w:proofErr w:type="spellStart"/>
+      <w:r>
+        <w:rPr>
+          <w:lang w:val="en-US"/>
+        </w:rPr>
+        <w:t>Пётр</w:t>
+      </w:r>
+      <w:proofErr w:type="spellEnd"/>
+      <w:r>
+        <w:rPr>
+          <w:lang w:val="en-US"/>
+        </w:rPr>
+        <w:t>", "</w:t>
+      </w:r>
+      <w:proofErr w:type="spellStart"/>
+      <w:r>
+        <w:rPr>
+          <w:lang w:val="en-US"/>
+        </w:rPr>
+        <w:t>total_balance</w:t>
+      </w:r>
+      <w:proofErr w:type="spellEnd"/>
+      <w:r>
+        <w:rPr>
+          <w:lang w:val="en-US"/>
+        </w:rPr>
+        <w:t>": -2000}</w:t>
+      </w:r>
+    </w:p>
+    <w:p>
+      <w:pPr>
+        <w:rPr>
+          <w:lang w:val="en-US"/>
+        </w:rPr>
+      </w:pPr>
+      <w:r>
+        <w:rPr>
+          <w:lang w:val="en-US"/>
+        </w:rPr>
+        <w:t>]</w:t>
+      </w:r>
+    </w:p>
+    <w:p>
+      <w:r>
+        <w:t xml:space="preserve">Зачем: выявить финансовые риски → </w:t>
+      </w:r>
+      <w:r>
+        <w:rPr>
+          <w:b/>
+          <w:bCs/>
+        </w:rPr>
+        <w:t>идёт в отчёт</w:t>
+      </w:r>
+    </w:p>
+    <w:p>
+      <w:pPr>
+        <w:rPr>
+          <w:lang w:val="en-US"/>
+        </w:rPr>
+      </w:pPr>
+      <w:r>
+        <w:rPr>
+          <w:lang w:val="en-US"/>
+        </w:rPr>
+        <w:pict w14:anchorId="41C8B389">
+          <v:rect id="_x0000_i1130" style="width:0;height:1.5pt" o:hralign="center" o:hrstd="t" o:hr="t" fillcolor="#a0a0a0" stroked="f"/>
+        </w:pict>
+      </w:r>
+    </w:p>
+    <w:p>
+      <w:pPr>
+        <w:rPr>
+          <w:b/>
+          <w:bCs/>
+          <w:lang w:val="en-US"/>
+        </w:rPr>
+      </w:pPr>
+      <w:proofErr w:type="spellStart"/>
+      <w:r>
+        <w:rPr>
+          <w:b/>
+          <w:bCs/>
+          <w:lang w:val="en-US"/>
+        </w:rPr>
+        <w:t>Итоговый</w:t>
+      </w:r>
+      <w:proofErr w:type="spellEnd"/>
+      <w:r>
+        <w:rPr>
+          <w:b/>
+          <w:bCs/>
+          <w:lang w:val="en-US"/>
+        </w:rPr>
+        <w:t xml:space="preserve"> </w:t>
+      </w:r>
+      <w:proofErr w:type="spellStart"/>
+      <w:r>
+        <w:rPr>
+          <w:b/>
+          <w:bCs/>
+          <w:lang w:val="en-US"/>
+        </w:rPr>
+        <w:t>отчёт</w:t>
+      </w:r>
+      <w:proofErr w:type="spellEnd"/>
+      <w:r>
+        <w:rPr>
+          <w:b/>
+          <w:bCs/>
+          <w:lang w:val="en-US"/>
+        </w:rPr>
+        <w:t xml:space="preserve"> (</w:t>
+      </w:r>
+      <w:proofErr w:type="spellStart"/>
+      <w:r>
+        <w:rPr>
+          <w:b/>
+          <w:bCs/>
+          <w:lang w:val="en-US"/>
+        </w:rPr>
+        <w:t>Задание</w:t>
+      </w:r>
+      <w:proofErr w:type="spellEnd"/>
+      <w:r>
+        <w:rPr>
+          <w:b/>
+          <w:bCs/>
+          <w:lang w:val="en-US"/>
+        </w:rPr>
+        <w:t xml:space="preserve"> 1)</w:t>
+      </w:r>
+    </w:p>
+    <w:p>
+      <w:pPr>
+        <w:rPr>
+          <w:lang w:val="en-US"/>
+        </w:rPr>
+      </w:pPr>
+      <w:proofErr w:type="spellStart"/>
+      <w:r>
+        <w:rPr>
+          <w:lang w:val="en-US"/>
+        </w:rPr>
+        <w:t>fintech_basic_report</w:t>
+      </w:r>
+      <w:proofErr w:type="spellEnd"/>
+      <w:r>
+        <w:rPr>
+          <w:lang w:val="en-US"/>
+        </w:rPr>
+        <w:t xml:space="preserve"> = {</w:t>
+      </w:r>
+    </w:p>
+    <w:p>
+      <w:pPr>
+        <w:rPr>
+          <w:lang w:val="en-US"/>
+        </w:rPr>
+      </w:pPr>
+      <w:r>
+        <w:rPr>
+          <w:lang w:val="en-US"/>
+        </w:rPr>
+        <w:t xml:space="preserve">    "</w:t>
+      </w:r>
+      <w:proofErr w:type="spellStart"/>
+      <w:r>
+        <w:rPr>
+          <w:lang w:val="en-US"/>
+        </w:rPr>
+        <w:t>TotalClients</w:t>
+      </w:r>
+      <w:proofErr w:type="spellEnd"/>
+      <w:r>
+        <w:rPr>
+          <w:lang w:val="en-US"/>
+        </w:rPr>
+        <w:t xml:space="preserve">": </w:t>
+      </w:r>
+      <w:proofErr w:type="spellStart"/>
+      <w:r>
+        <w:rPr>
+          <w:lang w:val="en-US"/>
+        </w:rPr>
+        <w:t>total_clients</w:t>
+      </w:r>
+      <w:proofErr w:type="spellEnd"/>
+      <w:r>
+        <w:rPr>
+          <w:lang w:val="en-US"/>
+        </w:rPr>
+        <w:t>,</w:t>
+      </w:r>
+    </w:p>
+    <w:p>
+      <w:pPr>
+        <w:rPr>
+          <w:lang w:val="en-US"/>
+        </w:rPr>
+      </w:pPr>
+      <w:r>
+        <w:rPr>
+          <w:lang w:val="en-US"/>
+        </w:rPr>
+        <w:t xml:space="preserve">    "</w:t>
+      </w:r>
+      <w:proofErr w:type="spellStart"/>
+      <w:r>
+        <w:rPr>
+          <w:lang w:val="en-US"/>
+        </w:rPr>
+        <w:t>TotalAccounts</w:t>
+      </w:r>
+      <w:proofErr w:type="spellEnd"/>
+      <w:r>
+        <w:rPr>
+          <w:lang w:val="en-US"/>
+        </w:rPr>
+        <w:t xml:space="preserve">": </w:t>
+      </w:r>
+      <w:proofErr w:type="spellStart"/>
+      <w:r>
+        <w:rPr>
+          <w:lang w:val="en-US"/>
+        </w:rPr>
+        <w:t>len</w:t>
+      </w:r>
+      <w:proofErr w:type="spellEnd"/>
+      <w:r>
+        <w:rPr>
+          <w:lang w:val="en-US"/>
+        </w:rPr>
+        <w:t>(</w:t>
+      </w:r>
+      <w:proofErr w:type="spellStart"/>
+      <w:r>
+        <w:rPr>
+          <w:lang w:val="en-US"/>
+        </w:rPr>
+        <w:t>all_accounts</w:t>
+      </w:r>
+      <w:proofErr w:type="spellEnd"/>
+      <w:r>
+        <w:rPr>
+          <w:lang w:val="en-US"/>
+        </w:rPr>
+        <w:t>),</w:t>
+      </w:r>
+    </w:p>
+    <w:p>
+      <w:pPr>
+        <w:rPr>
+          <w:lang w:val="en-US"/>
+        </w:rPr>
+      </w:pPr>
+      <w:r>
+        <w:rPr>
+          <w:lang w:val="en-US"/>
+        </w:rPr>
+        <w:t xml:space="preserve">    "</w:t>
+      </w:r>
+      <w:proofErr w:type="spellStart"/>
+      <w:r>
+        <w:rPr>
+          <w:lang w:val="en-US"/>
+        </w:rPr>
+        <w:t>TotalTransactions</w:t>
+      </w:r>
+      <w:proofErr w:type="spellEnd"/>
+      <w:r>
+        <w:rPr>
+          <w:lang w:val="en-US"/>
+        </w:rPr>
+        <w:t xml:space="preserve">": </w:t>
+      </w:r>
+      <w:proofErr w:type="spellStart"/>
+      <w:r>
+        <w:rPr>
+          <w:lang w:val="en-US"/>
+        </w:rPr>
+        <w:t>len</w:t>
+      </w:r>
+      <w:proofErr w:type="spellEnd"/>
+      <w:r>
+        <w:rPr>
+          <w:lang w:val="en-US"/>
+        </w:rPr>
+        <w:t>(</w:t>
+      </w:r>
+      <w:proofErr w:type="spellStart"/>
+      <w:r>
+        <w:rPr>
+          <w:lang w:val="en-US"/>
+        </w:rPr>
+        <w:t>all_transactions</w:t>
+      </w:r>
+      <w:proofErr w:type="spellEnd"/>
+      <w:r>
+        <w:rPr>
+          <w:lang w:val="en-US"/>
+        </w:rPr>
+        <w:t>),</w:t>
+      </w:r>
+    </w:p>
+    <w:p>
+      <w:pPr>
+        <w:rPr>
+          <w:lang w:val="en-US"/>
+        </w:rPr>
+      </w:pPr>
+      <w:r>
+        <w:rPr>
+          <w:lang w:val="en-US"/>
+        </w:rPr>
+        <w:t xml:space="preserve">    "</w:t>
+      </w:r>
+      <w:proofErr w:type="spellStart"/>
+      <w:r>
+        <w:rPr>
+          <w:lang w:val="en-US"/>
+        </w:rPr>
+        <w:t>VIPClient</w:t>
+      </w:r>
+      <w:proofErr w:type="spellEnd"/>
+      <w:r>
+        <w:rPr>
+          <w:lang w:val="en-US"/>
+        </w:rPr>
+        <w:t xml:space="preserve">": </w:t>
+      </w:r>
+      <w:proofErr w:type="spellStart"/>
+      <w:r>
+        <w:rPr>
+          <w:lang w:val="en-US"/>
+        </w:rPr>
+        <w:t>vip_client</w:t>
+      </w:r>
+      <w:proofErr w:type="spellEnd"/>
+      <w:r>
+        <w:rPr>
+          <w:lang w:val="en-US"/>
+        </w:rPr>
+        <w:t>,</w:t>
+      </w:r>
+    </w:p>
+    <w:p>
+      <w:pPr>
+        <w:rPr>
+          <w:lang w:val="en-US"/>
+        </w:rPr>
+      </w:pPr>
+      <w:r>
+        <w:rPr>
+          <w:lang w:val="en-US"/>
+        </w:rPr>
+        <w:t xml:space="preserve">    "</w:t>
+      </w:r>
+      <w:proofErr w:type="spellStart"/>
+      <w:r>
+        <w:rPr>
+          <w:lang w:val="en-US"/>
+        </w:rPr>
+        <w:t>NegativeBalanceClients</w:t>
+      </w:r>
+      <w:proofErr w:type="spellEnd"/>
+      <w:r>
+        <w:rPr>
+          <w:lang w:val="en-US"/>
+        </w:rPr>
+        <w:t xml:space="preserve">": </w:t>
+      </w:r>
+      <w:proofErr w:type="spellStart"/>
+      <w:r>
+        <w:rPr>
+          <w:lang w:val="en-US"/>
+        </w:rPr>
+        <w:t>negative_balance_clients</w:t>
+      </w:r>
+      <w:proofErr w:type="spellEnd"/>
+    </w:p>
+    <w:p>
+      <w:pPr>
+        <w:rPr>
+          <w:lang w:val="en-US"/>
+        </w:rPr>
+      </w:pPr>
+      <w:r>
+        <w:rPr>
+          <w:lang w:val="en-US"/>
+        </w:rPr>
+        <w:lastRenderedPageBreak/>
+        <w:t>}</w:t>
+      </w:r>
+    </w:p>
+    <w:p>
+      <w:pPr>
+        <w:rPr>
+          <w:lang w:val="en-US"/>
+        </w:rPr>
+      </w:pPr>
+      <w:r>
+        <w:rPr>
+          <w:lang w:val="en-US"/>
+        </w:rPr>
+        <w:pict w14:anchorId="4B9C671D">
+          <v:rect id="_x0000_i1131" style="width:0;height:1.5pt" o:hralign="center" o:hrstd="t" o:hr="t" fillcolor="#a0a0a0" stroked="f"/>
+        </w:pict>
+      </w:r>
+    </w:p>
+    <w:p>
+      <w:pPr>
+        <w:rPr>
+          <w:b/>
+          <w:bCs/>
+        </w:rPr>
+      </w:pPr>
+      <w:r>
+        <w:rPr>
+          <w:b/>
+          <w:bCs/>
+        </w:rPr>
+        <w:t>Задание 2</w:t>
+      </w:r>
+    </w:p>
+    <w:p>
+      <w:r>
+        <w:t>Используется структура данных из Задания 1.</w:t>
+      </w:r>
+    </w:p>
+    <w:p>
+      <w:pPr>
+        <w:rPr>
+          <w:lang w:val="en-US"/>
+        </w:rPr>
+      </w:pPr>
+      <w:r>
+        <w:rPr>
+          <w:lang w:val="en-US"/>
+        </w:rPr>
+        <w:pict w14:anchorId="4A2C93EF">
+          <v:rect id="_x0000_i1132" style="width:0;height:1.5pt" o:hralign="center" o:hrstd="t" o:hr="t" fillcolor="#a0a0a0" stroked="f"/>
+        </w:pict>
+      </w:r>
+    </w:p>
+    <w:p>
+      <w:pPr>
+        <w:rPr>
+          <w:b/>
+          <w:bCs/>
+        </w:rPr>
+      </w:pPr>
+      <w:r>
+        <w:rPr>
+          <w:b/>
+          <w:bCs/>
+        </w:rPr>
+        <w:t>Часть 1. Сегментация клиентов</w:t>
+      </w:r>
+    </w:p>
+    <w:p>
+      <w:r>
+        <w:t>Разделить клиентов по уровню оборота:</w:t>
+      </w:r>
+    </w:p>
+    <w:p>
+      <w:pPr>
+        <w:rPr>
+          <w:lang w:val="en-US"/>
+        </w:rPr>
+      </w:pPr>
+      <w:proofErr w:type="spellStart"/>
+      <w:r>
+        <w:rPr>
+          <w:lang w:val="en-US"/>
+        </w:rPr>
+        <w:t>client_activity_groups</w:t>
+      </w:r>
+      <w:proofErr w:type="spellEnd"/>
+      <w:r>
+        <w:rPr>
+          <w:lang w:val="en-US"/>
+        </w:rPr>
+        <w:t xml:space="preserve"> = {</w:t>
+      </w:r>
+    </w:p>
+    <w:p>
+      <w:pPr>
+        <w:rPr>
+          <w:lang w:val="en-US"/>
+        </w:rPr>
+      </w:pPr>
+      <w:r>
+        <w:rPr>
+          <w:lang w:val="en-US"/>
+        </w:rPr>
+        <w:t xml:space="preserve">    "High": ["</w:t>
+      </w:r>
+      <w:proofErr w:type="spellStart"/>
+      <w:r>
+        <w:rPr>
+          <w:lang w:val="en-US"/>
+        </w:rPr>
+        <w:t>Иван</w:t>
+      </w:r>
+      <w:proofErr w:type="spellEnd"/>
+      <w:r>
+        <w:rPr>
+          <w:lang w:val="en-US"/>
+        </w:rPr>
+        <w:t>"</w:t>
+      </w:r>
+      <w:proofErr w:type="gramStart"/>
+      <w:r>
+        <w:rPr>
+          <w:lang w:val="en-US"/>
+        </w:rPr>
+        <w:t xml:space="preserve">],   </w:t>
+      </w:r>
+      <w:proofErr w:type="gramEnd"/>
+      <w:r>
+        <w:rPr>
+          <w:lang w:val="en-US"/>
+        </w:rPr>
+        <w:t xml:space="preserve">  # </w:t>
+      </w:r>
+      <w:proofErr w:type="spellStart"/>
+      <w:r>
+        <w:rPr>
+          <w:lang w:val="en-US"/>
+        </w:rPr>
+        <w:t>total_turnover</w:t>
+      </w:r>
+      <w:proofErr w:type="spellEnd"/>
+      <w:r>
+        <w:rPr>
+          <w:lang w:val="en-US"/>
+        </w:rPr>
+        <w:t xml:space="preserve"> ≥ 100000</w:t>
+      </w:r>
+    </w:p>
+    <w:p>
+      <w:r>
+        <w:rPr>
+          <w:lang w:val="en-US"/>
+        </w:rPr>
+        <w:t xml:space="preserve">    </w:t>
+      </w:r>
+      <w:r>
+        <w:t>"</w:t>
+      </w:r>
+      <w:r>
+        <w:rPr>
+          <w:lang w:val="en-US"/>
+        </w:rPr>
+        <w:t>Medium</w:t>
+      </w:r>
+      <w:r>
+        <w:t>": ["Анна"</w:t>
+      </w:r>
+      <w:proofErr w:type="gramStart"/>
+      <w:r>
+        <w:t xml:space="preserve">],   </w:t>
+      </w:r>
+      <w:proofErr w:type="gramEnd"/>
+      <w:r>
+        <w:t># 30000–99999</w:t>
+      </w:r>
+    </w:p>
+    <w:p>
+      <w:r>
+        <w:t xml:space="preserve">    "</w:t>
+      </w:r>
+      <w:r>
+        <w:rPr>
+          <w:lang w:val="en-US"/>
+        </w:rPr>
+        <w:t>Low</w:t>
+      </w:r>
+      <w:r>
+        <w:t xml:space="preserve">": </w:t>
+      </w:r>
+      <w:proofErr w:type="gramStart"/>
+      <w:r>
+        <w:t xml:space="preserve">[]   </w:t>
+      </w:r>
+      <w:proofErr w:type="gramEnd"/>
+      <w:r>
+        <w:t xml:space="preserve">          # &lt;30000</w:t>
+      </w:r>
+    </w:p>
+    <w:p>
+      <w:r>
+        <w:t>}</w:t>
+      </w:r>
+    </w:p>
+    <w:p>
+      <w:r>
+        <w:t xml:space="preserve">Зачем: стратегическая работа с клиентскими сегментами → </w:t>
+      </w:r>
+      <w:r>
+        <w:rPr>
+          <w:b/>
+          <w:bCs/>
+        </w:rPr>
+        <w:t>идёт в отчёт</w:t>
+      </w:r>
+    </w:p>
+    <w:p>
+      <w:pPr>
+        <w:rPr>
+          <w:lang w:val="en-US"/>
+        </w:rPr>
+      </w:pPr>
+      <w:r>
+        <w:rPr>
+          <w:lang w:val="en-US"/>
+        </w:rPr>
+        <w:pict w14:anchorId="2B340DD8">
+          <v:rect id="_x0000_i1133" style="width:0;height:1.5pt" o:hralign="center" o:hrstd="t" o:hr="t" fillcolor="#a0a0a0" stroked="f"/>
+        </w:pict>
+      </w:r>
+    </w:p>
+    <w:p>
+      <w:pPr>
+        <w:rPr>
+          <w:b/>
+          <w:bCs/>
+        </w:rPr>
+      </w:pPr>
+      <w:r>
+        <w:rPr>
+          <w:b/>
+          <w:bCs/>
+        </w:rPr>
+        <w:t>Часть 2. Анализ типов транзакций</w:t>
+      </w:r>
+    </w:p>
+    <w:p>
+      <w:r>
+        <w:t>Подсчитать суммарный доход и расход системы:</w:t>
+      </w:r>
+    </w:p>
+    <w:p>
+      <w:r>
+        <w:rPr>
+          <w:lang w:val="en-US"/>
+        </w:rPr>
+        <w:t>transaction</w:t>
+      </w:r>
+      <w:r>
+        <w:t>_</w:t>
+      </w:r>
+      <w:r>
+        <w:rPr>
+          <w:lang w:val="en-US"/>
+        </w:rPr>
+        <w:t>summary</w:t>
+      </w:r>
+      <w:r>
+        <w:t xml:space="preserve"> = {</w:t>
+      </w:r>
+    </w:p>
+    <w:p>
+      <w:r>
+        <w:t xml:space="preserve">    "</w:t>
+      </w:r>
+      <w:proofErr w:type="spellStart"/>
+      <w:r>
+        <w:rPr>
+          <w:lang w:val="en-US"/>
+        </w:rPr>
+        <w:t>TotalIncome</w:t>
+      </w:r>
+      <w:proofErr w:type="spellEnd"/>
+      <w:r>
+        <w:t>": 500000,</w:t>
+      </w:r>
+    </w:p>
+    <w:p>
+      <w:r>
+        <w:t xml:space="preserve">    "</w:t>
+      </w:r>
+      <w:proofErr w:type="spellStart"/>
+      <w:r>
+        <w:rPr>
+          <w:lang w:val="en-US"/>
+        </w:rPr>
+        <w:t>TotalExpense</w:t>
+      </w:r>
+      <w:proofErr w:type="spellEnd"/>
+      <w:r>
+        <w:t>": 420000</w:t>
+      </w:r>
+    </w:p>
+    <w:p>
+      <w:r>
+        <w:t>}</w:t>
+      </w:r>
+    </w:p>
+    <w:p>
+      <w:r>
+        <w:t xml:space="preserve">Зачем: понять финансовый поток компании → </w:t>
+      </w:r>
+      <w:r>
+        <w:rPr>
+          <w:b/>
+          <w:bCs/>
+        </w:rPr>
+        <w:t>идёт в отчёт</w:t>
+      </w:r>
+    </w:p>
+    <w:p>
+      <w:pPr>
+        <w:rPr>
+          <w:lang w:val="en-US"/>
+        </w:rPr>
+      </w:pPr>
+      <w:r>
+        <w:rPr>
+          <w:lang w:val="en-US"/>
+        </w:rPr>
+        <w:pict w14:anchorId="0703DF07">
+          <v:rect id="_x0000_i1134" style="width:0;height:1.5pt" o:hralign="center" o:hrstd="t" o:hr="t" fillcolor="#a0a0a0" stroked="f"/>
+        </w:pict>
+      </w:r>
+    </w:p>
+    <w:p>
+      <w:pPr>
+        <w:rPr>
+          <w:b/>
+          <w:bCs/>
+        </w:rPr>
+      </w:pPr>
+      <w:r>
+        <w:rPr>
+          <w:b/>
+          <w:bCs/>
+        </w:rPr>
+        <w:t>Часть 3. Карта счетов</w:t>
+      </w:r>
+    </w:p>
+    <w:p>
+      <w:r>
+        <w:t>Создать карту «клиент → счета»:</w:t>
+      </w:r>
+    </w:p>
+    <w:p>
+      <w:pPr>
+        <w:rPr>
+          <w:lang w:val="en-US"/>
+        </w:rPr>
+      </w:pPr>
+      <w:proofErr w:type="spellStart"/>
+      <w:r>
+        <w:rPr>
+          <w:lang w:val="en-US"/>
+        </w:rPr>
+        <w:t>client_account_map</w:t>
+      </w:r>
+      <w:proofErr w:type="spellEnd"/>
+      <w:r>
+        <w:rPr>
+          <w:lang w:val="en-US"/>
+        </w:rPr>
+        <w:t xml:space="preserve"> = {</w:t>
+      </w:r>
+    </w:p>
+    <w:p>
+      <w:pPr>
+        <w:rPr>
+          <w:lang w:val="en-US"/>
+        </w:rPr>
+      </w:pPr>
+      <w:r>
+        <w:rPr>
+          <w:lang w:val="en-US"/>
+        </w:rPr>
+        <w:t xml:space="preserve">    "</w:t>
+      </w:r>
+      <w:proofErr w:type="spellStart"/>
+      <w:r>
+        <w:rPr>
+          <w:lang w:val="en-US"/>
+        </w:rPr>
+        <w:t>Иван</w:t>
+      </w:r>
+      <w:proofErr w:type="spellEnd"/>
+      <w:r>
+        <w:rPr>
+          <w:lang w:val="en-US"/>
+        </w:rPr>
+        <w:t xml:space="preserve"> </w:t>
+      </w:r>
+      <w:proofErr w:type="spellStart"/>
+      <w:r>
+        <w:rPr>
+          <w:lang w:val="en-US"/>
+        </w:rPr>
+        <w:t>Иванов</w:t>
+      </w:r>
+      <w:proofErr w:type="spellEnd"/>
+      <w:r>
+        <w:rPr>
+          <w:lang w:val="en-US"/>
+        </w:rPr>
+        <w:t>": ["A001", "A002"],</w:t>
+      </w:r>
+    </w:p>
+    <w:p>
+      <w:r>
+        <w:rPr>
+          <w:lang w:val="en-US"/>
+        </w:rPr>
+        <w:t xml:space="preserve">    </w:t>
+      </w:r>
+      <w:r>
+        <w:t>"Анна Смирнова": ["</w:t>
+      </w:r>
+      <w:r>
+        <w:rPr>
+          <w:lang w:val="en-US"/>
+        </w:rPr>
+        <w:t>A</w:t>
+      </w:r>
+      <w:r>
+        <w:t>010"]</w:t>
+      </w:r>
+    </w:p>
+    <w:p>
+      <w:r>
+        <w:t>}</w:t>
+      </w:r>
+    </w:p>
+    <w:p>
+      <w:r>
+        <w:t xml:space="preserve">Зачем: видеть распределение счетов → </w:t>
+      </w:r>
+      <w:r>
+        <w:rPr>
+          <w:b/>
+          <w:bCs/>
+        </w:rPr>
+        <w:t>идёт в отчёт</w:t>
+      </w:r>
+    </w:p>
+    <w:p>
+      <w:r>
+        <w:t xml:space="preserve">Также определить клиентов с ≥2 счетами → </w:t>
+      </w:r>
+      <w:proofErr w:type="spellStart"/>
+      <w:r>
+        <w:rPr>
+          <w:b/>
+          <w:bCs/>
+          <w:lang w:val="en-US"/>
+        </w:rPr>
+        <w:t>MultiAccountClients</w:t>
+      </w:r>
+      <w:proofErr w:type="spellEnd"/>
+      <w:r>
+        <w:t xml:space="preserve"> (список)</w:t>
+      </w:r>
+    </w:p>
+    <w:p>
+      <w:pPr>
+        <w:rPr>
+          <w:lang w:val="en-US"/>
+        </w:rPr>
+      </w:pPr>
+      <w:r>
+        <w:rPr>
+          <w:lang w:val="en-US"/>
+        </w:rPr>
+        <w:pict w14:anchorId="3A8FD4ED">
+          <v:rect id="_x0000_i1135" style="width:0;height:1.5pt" o:hralign="center" o:hrstd="t" o:hr="t" fillcolor="#a0a0a0" stroked="f"/>
+        </w:pict>
+      </w:r>
+    </w:p>
+    <w:p>
+      <w:pPr>
+        <w:rPr>
+          <w:b/>
+          <w:bCs/>
+          <w:lang w:val="en-US"/>
+        </w:rPr>
+      </w:pPr>
+      <w:proofErr w:type="spellStart"/>
+      <w:r>
+        <w:rPr>
+          <w:b/>
+          <w:bCs/>
+          <w:lang w:val="en-US"/>
+        </w:rPr>
+        <w:t>Итоговый</w:t>
+      </w:r>
+      <w:proofErr w:type="spellEnd"/>
+      <w:r>
+        <w:rPr>
+          <w:b/>
+          <w:bCs/>
+          <w:lang w:val="en-US"/>
+        </w:rPr>
+        <w:t xml:space="preserve"> </w:t>
+      </w:r>
+      <w:proofErr w:type="spellStart"/>
+      <w:r>
+        <w:rPr>
+          <w:b/>
+          <w:bCs/>
+          <w:lang w:val="en-US"/>
+        </w:rPr>
+        <w:t>отчёт</w:t>
+      </w:r>
+      <w:proofErr w:type="spellEnd"/>
+      <w:r>
+        <w:rPr>
+          <w:b/>
+          <w:bCs/>
+          <w:lang w:val="en-US"/>
+        </w:rPr>
+        <w:t xml:space="preserve"> (</w:t>
+      </w:r>
+      <w:proofErr w:type="spellStart"/>
+      <w:r>
+        <w:rPr>
+          <w:b/>
+          <w:bCs/>
+          <w:lang w:val="en-US"/>
+        </w:rPr>
+        <w:t>Задание</w:t>
+      </w:r>
+      <w:proofErr w:type="spellEnd"/>
+      <w:r>
+        <w:rPr>
+          <w:b/>
+          <w:bCs/>
+          <w:lang w:val="en-US"/>
+        </w:rPr>
+        <w:t xml:space="preserve"> 2)</w:t>
+      </w:r>
+    </w:p>
+    <w:p>
+      <w:pPr>
+        <w:rPr>
+          <w:lang w:val="en-US"/>
+        </w:rPr>
+      </w:pPr>
+      <w:proofErr w:type="spellStart"/>
+      <w:r>
+        <w:rPr>
+          <w:lang w:val="en-US"/>
+        </w:rPr>
+        <w:lastRenderedPageBreak/>
+        <w:t>fintech_extended_report</w:t>
+      </w:r>
+      <w:proofErr w:type="spellEnd"/>
+      <w:r>
+        <w:rPr>
+          <w:lang w:val="en-US"/>
+        </w:rPr>
+        <w:t xml:space="preserve"> = {</w:t>
+      </w:r>
+    </w:p>
+    <w:p>
+      <w:pPr>
+        <w:rPr>
+          <w:lang w:val="en-US"/>
+        </w:rPr>
+      </w:pPr>
+      <w:r>
+        <w:rPr>
+          <w:lang w:val="en-US"/>
+        </w:rPr>
+        <w:t xml:space="preserve">    "</w:t>
+      </w:r>
+      <w:proofErr w:type="spellStart"/>
+      <w:r>
+        <w:rPr>
+          <w:lang w:val="en-US"/>
+        </w:rPr>
+        <w:t>TotalClients</w:t>
+      </w:r>
+      <w:proofErr w:type="spellEnd"/>
+      <w:r>
+        <w:rPr>
+          <w:lang w:val="en-US"/>
+        </w:rPr>
+        <w:t xml:space="preserve">": </w:t>
+      </w:r>
+      <w:proofErr w:type="spellStart"/>
+      <w:r>
+        <w:rPr>
+          <w:lang w:val="en-US"/>
+        </w:rPr>
+        <w:t>total_clients</w:t>
+      </w:r>
+      <w:proofErr w:type="spellEnd"/>
+      <w:r>
+        <w:rPr>
+          <w:lang w:val="en-US"/>
+        </w:rPr>
+        <w:t>,</w:t>
+      </w:r>
+    </w:p>
+    <w:p>
+      <w:pPr>
+        <w:rPr>
+          <w:lang w:val="en-US"/>
+        </w:rPr>
+      </w:pPr>
+      <w:r>
+        <w:rPr>
+          <w:lang w:val="en-US"/>
+        </w:rPr>
+        <w:t xml:space="preserve">    "</w:t>
+      </w:r>
+      <w:proofErr w:type="spellStart"/>
+      <w:r>
+        <w:rPr>
+          <w:lang w:val="en-US"/>
+        </w:rPr>
+        <w:t>TotalAccounts</w:t>
+      </w:r>
+      <w:proofErr w:type="spellEnd"/>
+      <w:r>
+        <w:rPr>
+          <w:lang w:val="en-US"/>
+        </w:rPr>
+        <w:t xml:space="preserve">": </w:t>
+      </w:r>
+      <w:proofErr w:type="spellStart"/>
+      <w:r>
+        <w:rPr>
+          <w:lang w:val="en-US"/>
+        </w:rPr>
+        <w:t>len</w:t>
+      </w:r>
+      <w:proofErr w:type="spellEnd"/>
+      <w:r>
+        <w:rPr>
+          <w:lang w:val="en-US"/>
+        </w:rPr>
+        <w:t>(</w:t>
+      </w:r>
+      <w:proofErr w:type="spellStart"/>
+      <w:r>
+        <w:rPr>
+          <w:lang w:val="en-US"/>
+        </w:rPr>
+        <w:t>all_accounts</w:t>
+      </w:r>
+      <w:proofErr w:type="spellEnd"/>
+      <w:r>
+        <w:rPr>
+          <w:lang w:val="en-US"/>
+        </w:rPr>
+        <w:t>),</w:t>
+      </w:r>
+    </w:p>
+    <w:p>
+      <w:pPr>
+        <w:rPr>
+          <w:lang w:val="en-US"/>
+        </w:rPr>
+      </w:pPr>
+      <w:r>
+        <w:rPr>
+          <w:lang w:val="en-US"/>
+        </w:rPr>
+        <w:t xml:space="preserve">    "</w:t>
+      </w:r>
+      <w:proofErr w:type="spellStart"/>
+      <w:r>
+        <w:rPr>
+          <w:lang w:val="en-US"/>
+        </w:rPr>
+        <w:t>TotalTransactions</w:t>
+      </w:r>
+      <w:proofErr w:type="spellEnd"/>
+      <w:r>
+        <w:rPr>
+          <w:lang w:val="en-US"/>
+        </w:rPr>
+        <w:t xml:space="preserve">": </w:t>
+      </w:r>
+      <w:proofErr w:type="spellStart"/>
+      <w:r>
+        <w:rPr>
+          <w:lang w:val="en-US"/>
+        </w:rPr>
+        <w:t>len</w:t>
+      </w:r>
+      <w:proofErr w:type="spellEnd"/>
+      <w:r>
+        <w:rPr>
+          <w:lang w:val="en-US"/>
+        </w:rPr>
+        <w:t>(</w:t>
+      </w:r>
+      <w:proofErr w:type="spellStart"/>
+      <w:r>
+        <w:rPr>
+          <w:lang w:val="en-US"/>
+        </w:rPr>
+        <w:t>all_transactions</w:t>
+      </w:r>
+      <w:proofErr w:type="spellEnd"/>
+      <w:r>
+        <w:rPr>
+          <w:lang w:val="en-US"/>
+        </w:rPr>
+        <w:t>),</w:t>
+      </w:r>
+    </w:p>
+    <w:p>
+      <w:pPr>
+        <w:rPr>
+          <w:lang w:val="en-US"/>
+        </w:rPr>
+      </w:pPr>
+      <w:r>
+        <w:rPr>
+          <w:lang w:val="en-US"/>
+        </w:rPr>
+        <w:t xml:space="preserve">    "</w:t>
+      </w:r>
+      <w:proofErr w:type="spellStart"/>
+      <w:r>
+        <w:rPr>
+          <w:lang w:val="en-US"/>
+        </w:rPr>
+        <w:t>VIPClient</w:t>
+      </w:r>
+      <w:proofErr w:type="spellEnd"/>
+      <w:r>
+        <w:rPr>
+          <w:lang w:val="en-US"/>
+        </w:rPr>
+        <w:t xml:space="preserve">": </w:t>
+      </w:r>
+      <w:proofErr w:type="spellStart"/>
+      <w:r>
+        <w:rPr>
+          <w:lang w:val="en-US"/>
+        </w:rPr>
+        <w:t>vip_client</w:t>
+      </w:r>
+      <w:proofErr w:type="spellEnd"/>
+      <w:r>
+        <w:rPr>
+          <w:lang w:val="en-US"/>
+        </w:rPr>
+        <w:t>,</w:t>
+      </w:r>
+    </w:p>
+    <w:p>
+      <w:pPr>
+        <w:rPr>
+          <w:lang w:val="en-US"/>
+        </w:rPr>
+      </w:pPr>
+      <w:r>
+        <w:rPr>
+          <w:lang w:val="en-US"/>
+        </w:rPr>
+        <w:t xml:space="preserve">    "</w:t>
+      </w:r>
+      <w:proofErr w:type="spellStart"/>
+      <w:r>
+        <w:rPr>
+          <w:lang w:val="en-US"/>
+        </w:rPr>
+        <w:t>NegativeBalanceClients</w:t>
+      </w:r>
+      <w:proofErr w:type="spellEnd"/>
+      <w:r>
+        <w:rPr>
+          <w:lang w:val="en-US"/>
+        </w:rPr>
+        <w:t xml:space="preserve">": </w:t>
+      </w:r>
+      <w:proofErr w:type="spellStart"/>
+      <w:r>
+        <w:rPr>
+          <w:lang w:val="en-US"/>
+        </w:rPr>
+        <w:t>negative_balance_clients</w:t>
+      </w:r>
+      <w:proofErr w:type="spellEnd"/>
+      <w:r>
+        <w:rPr>
+          <w:lang w:val="en-US"/>
+        </w:rPr>
+        <w:t>,</w:t>
+      </w:r>
+    </w:p>
+    <w:p>
+      <w:pPr>
+        <w:rPr>
+          <w:lang w:val="en-US"/>
+        </w:rPr>
+      </w:pPr>
+      <w:r>
+        <w:rPr>
+          <w:lang w:val="en-US"/>
+        </w:rPr>
+        <w:t xml:space="preserve">    "</w:t>
+      </w:r>
+      <w:proofErr w:type="spellStart"/>
+      <w:r>
+        <w:rPr>
+          <w:lang w:val="en-US"/>
+        </w:rPr>
+        <w:t>ClientActivityGroups</w:t>
+      </w:r>
+      <w:proofErr w:type="spellEnd"/>
+      <w:r>
+        <w:rPr>
+          <w:lang w:val="en-US"/>
+        </w:rPr>
+        <w:t xml:space="preserve">": </w:t>
+      </w:r>
+      <w:proofErr w:type="spellStart"/>
+      <w:r>
+        <w:rPr>
+          <w:lang w:val="en-US"/>
+        </w:rPr>
+        <w:t>client_activity_groups</w:t>
+      </w:r>
+      <w:proofErr w:type="spellEnd"/>
+      <w:r>
+        <w:rPr>
+          <w:lang w:val="en-US"/>
+        </w:rPr>
+        <w:t>,</w:t>
+      </w:r>
+    </w:p>
+    <w:p>
+      <w:pPr>
+        <w:rPr>
+          <w:lang w:val="en-US"/>
+        </w:rPr>
+      </w:pPr>
+      <w:r>
+        <w:rPr>
+          <w:lang w:val="en-US"/>
+        </w:rPr>
+        <w:t xml:space="preserve">    "</w:t>
+      </w:r>
+      <w:proofErr w:type="spellStart"/>
+      <w:r>
+        <w:rPr>
+          <w:lang w:val="en-US"/>
+        </w:rPr>
+        <w:t>TransactionSummary</w:t>
+      </w:r>
+      <w:proofErr w:type="spellEnd"/>
+      <w:r>
+        <w:rPr>
+          <w:lang w:val="en-US"/>
+        </w:rPr>
+        <w:t xml:space="preserve">": </w:t>
+      </w:r>
+      <w:proofErr w:type="spellStart"/>
+      <w:r>
+        <w:rPr>
+          <w:lang w:val="en-US"/>
+        </w:rPr>
+        <w:t>transaction_summary</w:t>
+      </w:r>
+      <w:proofErr w:type="spellEnd"/>
+      <w:r>
+        <w:rPr>
+          <w:lang w:val="en-US"/>
+        </w:rPr>
+        <w:t>,</w:t>
+      </w:r>
+    </w:p>
+    <w:p>
+      <w:pPr>
+        <w:rPr>
+          <w:lang w:val="en-US"/>
+        </w:rPr>
+      </w:pPr>
+      <w:r>
+        <w:rPr>
+          <w:lang w:val="en-US"/>
+        </w:rPr>
+        <w:t xml:space="preserve">    "</w:t>
+      </w:r>
+      <w:proofErr w:type="spellStart"/>
+      <w:r>
+        <w:rPr>
+          <w:lang w:val="en-US"/>
+        </w:rPr>
+        <w:t>ClientAccountMap</w:t>
+      </w:r>
+      <w:proofErr w:type="spellEnd"/>
+      <w:r>
+        <w:rPr>
+          <w:lang w:val="en-US"/>
+        </w:rPr>
+        <w:t xml:space="preserve">": </w:t>
+      </w:r>
+      <w:proofErr w:type="spellStart"/>
+      <w:r>
+        <w:rPr>
+          <w:lang w:val="en-US"/>
+        </w:rPr>
+        <w:t>client_account_map</w:t>
+      </w:r>
+      <w:proofErr w:type="spellEnd"/>
+      <w:r>
+        <w:rPr>
+          <w:lang w:val="en-US"/>
+        </w:rPr>
+        <w:t>,</w:t>
+      </w:r>
+    </w:p>
+    <w:p>
+      <w:pPr>
+        <w:rPr>
+          <w:lang w:val="en-US"/>
+        </w:rPr>
+      </w:pPr>
+      <w:r>
+        <w:rPr>
+          <w:lang w:val="en-US"/>
+        </w:rPr>
+        <w:t xml:space="preserve">    "</w:t>
+      </w:r>
+      <w:proofErr w:type="spellStart"/>
+      <w:r>
+        <w:rPr>
+          <w:lang w:val="en-US"/>
+        </w:rPr>
+        <w:t>MultiAccountClients</w:t>
+      </w:r>
+      <w:proofErr w:type="spellEnd"/>
+      <w:r>
+        <w:rPr>
+          <w:lang w:val="en-US"/>
+        </w:rPr>
+        <w:t xml:space="preserve">": </w:t>
+      </w:r>
+      <w:proofErr w:type="spellStart"/>
+      <w:r>
+        <w:rPr>
+          <w:lang w:val="en-US"/>
+        </w:rPr>
+        <w:t>multi_account_clients</w:t>
+      </w:r>
+      <w:proofErr w:type="spellEnd"/>
+    </w:p>
+    <w:p>
+      <w:pPr>
+        <w:rPr>
+          <w:lang w:val="en-US"/>
+        </w:rPr>
+      </w:pPr>
+      <w:r>
+        <w:rPr>
+          <w:lang w:val="en-US"/>
+        </w:rPr>
+        <w:t>}</w:t>
+      </w:r>
+    </w:p>
+    <w:p>
+      <w:pPr>
+        <w:rPr>
+          <w:lang w:val="en-US"/>
+        </w:rPr>
+      </w:pPr>
+      <w:r>
+        <w:rPr>
+          <w:lang w:val="en-US"/>
+        </w:rPr>
+        <w:pict w14:anchorId="3AE86994">
+          <v:rect id="_x0000_i1136" style="width:0;height:1.5pt" o:hralign="center" o:hrstd="t" o:hr="t" fillcolor="#a0a0a0" stroked="f"/>
+        </w:pict>
+      </w:r>
+    </w:p>
+    <w:p>
+      <w:pPr>
+        <w:rPr>
+          <w:lang w:val="en-US"/>
+        </w:rPr>
+      </w:pPr>
+      <w:proofErr w:type="spellStart"/>
+      <w:r>
+        <w:rPr>
+          <w:lang w:val="en-US"/>
+        </w:rPr>
+        <w:t>Примечание</w:t>
+      </w:r>
+      <w:proofErr w:type="spellEnd"/>
+      <w:r>
+        <w:rPr>
+          <w:lang w:val="en-US"/>
+        </w:rPr>
+        <w:t>:</w:t>
+      </w:r>
+    </w:p>
+    <w:p>
+      <w:pPr>
+        <w:numPr>
+          <w:ilvl w:val="0"/>
+          <w:numId w:val="14"/>
+        </w:numPr>
+        <w:rPr>
+          <w:lang w:val="en-US"/>
+        </w:rPr>
+      </w:pPr>
+      <w:proofErr w:type="spellStart"/>
+      <w:r>
+        <w:rPr>
+          <w:lang w:val="en-US"/>
+        </w:rPr>
+        <w:t>Ключи</w:t>
+      </w:r>
+      <w:proofErr w:type="spellEnd"/>
+      <w:r>
+        <w:rPr>
+          <w:lang w:val="en-US"/>
+        </w:rPr>
+        <w:t xml:space="preserve"> </w:t>
+      </w:r>
+      <w:proofErr w:type="spellStart"/>
+      <w:r>
+        <w:rPr>
+          <w:lang w:val="en-US"/>
+        </w:rPr>
+        <w:t>отчёта</w:t>
+      </w:r>
+      <w:proofErr w:type="spellEnd"/>
+      <w:r>
+        <w:rPr>
+          <w:lang w:val="en-US"/>
+        </w:rPr>
+        <w:t xml:space="preserve"> </w:t>
+      </w:r>
+      <w:proofErr w:type="spellStart"/>
+      <w:r>
+        <w:rPr>
+          <w:lang w:val="en-US"/>
+        </w:rPr>
+        <w:t>соответствуют</w:t>
+      </w:r>
+      <w:proofErr w:type="spellEnd"/>
+      <w:r>
+        <w:rPr>
+          <w:lang w:val="en-US"/>
+        </w:rPr>
+        <w:t xml:space="preserve"> </w:t>
+      </w:r>
+      <w:proofErr w:type="spellStart"/>
+      <w:r>
+        <w:rPr>
+          <w:lang w:val="en-US"/>
+        </w:rPr>
+        <w:t>переменным</w:t>
+      </w:r>
+      <w:proofErr w:type="spellEnd"/>
+      <w:r>
+        <w:rPr>
+          <w:lang w:val="en-US"/>
+        </w:rPr>
+        <w:t>.</w:t>
+      </w:r>
+    </w:p>
+    <w:p>
+      <w:pPr>
+        <w:numPr>
+          <w:ilvl w:val="0"/>
+          <w:numId w:val="14"/>
+        </w:numPr>
+      </w:pPr>
+      <w:r>
+        <w:t>Финансовые показатели добавляются как новые ключи в словари счетов и клиентов.</w:t>
+      </w:r>
+    </w:p>
+    <w:p>
+      <w:pPr>
+        <w:numPr>
+          <w:ilvl w:val="0"/>
+          <w:numId w:val="14"/>
+        </w:numPr>
+      </w:pPr>
+      <w:r>
+        <w:t>Сводная аналитика формируется в отдельных словарях.</w:t>
+      </w:r>
+    </w:p>
+    <w:p>
+      <w:pPr>
+        <w:numPr>
+          <w:ilvl w:val="0"/>
+          <w:numId w:val="14"/>
+        </w:numPr>
+      </w:pPr>
+      <w:r>
+        <w:t>Промежуточные переменные используются для расчётов и могут не входить в итоговый отчёт.</w:t>
+      </w:r>
+    </w:p>
+    <w:p/>
+    <w:p>
+      <w:pPr>
         <w:jc w:val="center"/>
         <w:rPr>
           <w:b/>
@@ -1862,6 +5249,7 @@
     </w:p>
     <w:p>
       <w:r>
+        <w:lastRenderedPageBreak/>
         <w:t>Успешное выполнение кода процесса</w:t>
       </w:r>
     </w:p>
@@ -2012,7 +5400,6 @@
     <w:p/>
     <w:p>
       <w:r>
-        <w:lastRenderedPageBreak/>
         <w:t>Таблица с выходными данными</w:t>
       </w:r>
       <w:r>
@@ -2106,6 +5493,7 @@
         <w:rPr>
           <w:noProof/>
         </w:rPr>
+        <w:lastRenderedPageBreak/>
         <w:drawing>
           <wp:inline distT="0" distB="0" distL="0" distR="0" wp14:anchorId="618DC9C2" wp14:editId="184BFB1C">
             <wp:extent cx="5940425" cy="3192780"/>
@@ -2185,7 +5573,6 @@
         </w:rPr>
       </w:pPr>
       <w:r>
-        <w:lastRenderedPageBreak/>
         <w:t>Успешное выполнение кода процесса</w:t>
       </w:r>
     </w:p>
@@ -2373,7 +5760,11 @@
         <w:t>risk</w:t>
       </w:r>
       <w:r>
-        <w:t xml:space="preserve">. В результате формируется </w:t>
+        <w:t xml:space="preserve">. В результате </w:t>
+      </w:r>
+      <w:r>
+        <w:lastRenderedPageBreak/>
+        <w:t xml:space="preserve">формируется </w:t>
       </w:r>
       <w:r>
         <w:rPr>
@@ -2453,7 +5844,6 @@
     </w:p>
     <w:p>
       <w:r>
-        <w:lastRenderedPageBreak/>
         <w:t>Ссылка на репозиторий</w:t>
       </w:r>
       <w:r>
@@ -2612,6 +6002,268 @@
 <file path=word/numbering.xml><?xml version="1.0" encoding="utf-8"?>
 <w:numbering xmlns:wpc="http://schemas.microsoft.com/office/word/2010/wordprocessingCanvas" xmlns:cx="http://schemas.microsoft.com/office/drawing/2014/chartex" xmlns:cx1="http://schemas.microsoft.com/office/drawing/2015/9/8/chartex" xmlns:cx2="http://schemas.microsoft.com/office/drawing/2015/10/21/chartex" xmlns:cx3="http://schemas.microsoft.com/office/drawing/2016/5/9/chartex" xmlns:cx4="http://schemas.microsoft.com/office/drawing/2016/5/10/chartex" xmlns:cx5="http://schemas.microsoft.com/office/drawing/2016/5/11/chartex" xmlns:cx6="http://schemas.microsoft.com/office/drawing/2016/5/12/chartex" xmlns:cx7="http://schemas.microsoft.com/office/drawing/2016/5/13/chartex" xmlns:cx8="http://schemas.microsoft.com/office/drawing/2016/5/14/chartex" xmlns:mc="http://schemas.openxmlformats.org/markup-compatibility/2006" xmlns:aink="http://schemas.microsoft.com/office/drawing/2016/ink" xmlns:am3d="http://schemas.microsoft.com/office/drawing/2017/model3d" xmlns:o="urn:schemas-microsoft-com:office:office" xmlns:oel="http://schemas.microsoft.com/office/2019/extlst" xmlns:r="http://schemas.openxmlformats.org/officeDocument/2006/relationships" xmlns:m="http://schemas.openxmlformats.org/officeDocument/2006/math" xmlns:v="urn:schemas-microsoft-com:vml" xmlns:wp14="http://schemas.microsoft.com/office/word/2010/wordprocessingDrawing" xmlns:wp="http://schemas.openxmlformats.org/drawingml/2006/wordprocessingDrawing" xmlns:w10="urn:schemas-microsoft-com:office:word" xmlns:w="http://schemas.openxmlformats.org/wordprocessingml/2006/main" xmlns:w14="http://schemas.microsoft.com/office/word/2010/wordml" xmlns:w15="http://schemas.microsoft.com/office/word/2012/wordml" xmlns:w16cex="http://schemas.microsoft.com/office/word/2018/wordml/cex" xmlns:w16cid="http://schemas.microsoft.com/office/word/2016/wordml/cid" xmlns:w16="http://schemas.microsoft.com/office/word/2018/wordml" xmlns:w16sdtdh="http://schemas.microsoft.com/office/word/2020/wordml/sdtdatahash" xmlns:w16se="http://schemas.microsoft.com/office/word/2015/wordml/symex" xmlns:wpg="http://schemas.microsoft.com/office/word/2010/wordprocessingGroup" xmlns:wpi="http://schemas.microsoft.com/office/word/2010/wordprocessingInk" xmlns:wne="http://schemas.microsoft.com/office/word/2006/wordml" xmlns:wps="http://schemas.microsoft.com/office/word/2010/wordprocessingShape" mc:Ignorable="w14 w15 w16se w16cid w16 w16cex w16sdtdh wp14">
   <w:abstractNum w:abstractNumId="0" w15:restartNumberingAfterBreak="0">
+    <w:nsid w:val="02CA3872"/>
+    <w:multiLevelType w:val="multilevel"/>
+    <w:tmpl w:val="535660B6"/>
+    <w:lvl w:ilvl="0">
+      <w:start w:val="1"/>
+      <w:numFmt w:val="bullet"/>
+      <w:lvlText w:val=""/>
+      <w:lvlJc w:val="left"/>
+      <w:pPr>
+        <w:tabs>
+          <w:tab w:val="num" w:pos="720"/>
+        </w:tabs>
+        <w:ind w:left="720" w:hanging="360"/>
+      </w:pPr>
+      <w:rPr>
+        <w:rFonts w:ascii="Symbol" w:hAnsi="Symbol" w:hint="default"/>
+        <w:sz w:val="20"/>
+      </w:rPr>
+    </w:lvl>
+    <w:lvl w:ilvl="1" w:tentative="1">
+      <w:start w:val="1"/>
+      <w:numFmt w:val="bullet"/>
+      <w:lvlText w:val="o"/>
+      <w:lvlJc w:val="left"/>
+      <w:pPr>
+        <w:tabs>
+          <w:tab w:val="num" w:pos="1440"/>
+        </w:tabs>
+        <w:ind w:left="1440" w:hanging="360"/>
+      </w:pPr>
+      <w:rPr>
+        <w:rFonts w:ascii="Courier New" w:hAnsi="Courier New" w:hint="default"/>
+        <w:sz w:val="20"/>
+      </w:rPr>
+    </w:lvl>
+    <w:lvl w:ilvl="2" w:tentative="1">
+      <w:start w:val="1"/>
+      <w:numFmt w:val="bullet"/>
+      <w:lvlText w:val=""/>
+      <w:lvlJc w:val="left"/>
+      <w:pPr>
+        <w:tabs>
+          <w:tab w:val="num" w:pos="2160"/>
+        </w:tabs>
+        <w:ind w:left="2160" w:hanging="360"/>
+      </w:pPr>
+      <w:rPr>
+        <w:rFonts w:ascii="Wingdings" w:hAnsi="Wingdings" w:hint="default"/>
+        <w:sz w:val="20"/>
+      </w:rPr>
+    </w:lvl>
+    <w:lvl w:ilvl="3" w:tentative="1">
+      <w:start w:val="1"/>
+      <w:numFmt w:val="bullet"/>
+      <w:lvlText w:val=""/>
+      <w:lvlJc w:val="left"/>
+      <w:pPr>
+        <w:tabs>
+          <w:tab w:val="num" w:pos="2880"/>
+        </w:tabs>
+        <w:ind w:left="2880" w:hanging="360"/>
+      </w:pPr>
+      <w:rPr>
+        <w:rFonts w:ascii="Wingdings" w:hAnsi="Wingdings" w:hint="default"/>
+        <w:sz w:val="20"/>
+      </w:rPr>
+    </w:lvl>
+    <w:lvl w:ilvl="4" w:tentative="1">
+      <w:start w:val="1"/>
+      <w:numFmt w:val="bullet"/>
+      <w:lvlText w:val=""/>
+      <w:lvlJc w:val="left"/>
+      <w:pPr>
+        <w:tabs>
+          <w:tab w:val="num" w:pos="3600"/>
+        </w:tabs>
+        <w:ind w:left="3600" w:hanging="360"/>
+      </w:pPr>
+      <w:rPr>
+        <w:rFonts w:ascii="Wingdings" w:hAnsi="Wingdings" w:hint="default"/>
+        <w:sz w:val="20"/>
+      </w:rPr>
+    </w:lvl>
+    <w:lvl w:ilvl="5" w:tentative="1">
+      <w:start w:val="1"/>
+      <w:numFmt w:val="bullet"/>
+      <w:lvlText w:val=""/>
+      <w:lvlJc w:val="left"/>
+      <w:pPr>
+        <w:tabs>
+          <w:tab w:val="num" w:pos="4320"/>
+        </w:tabs>
+        <w:ind w:left="4320" w:hanging="360"/>
+      </w:pPr>
+      <w:rPr>
+        <w:rFonts w:ascii="Wingdings" w:hAnsi="Wingdings" w:hint="default"/>
+        <w:sz w:val="20"/>
+      </w:rPr>
+    </w:lvl>
+    <w:lvl w:ilvl="6" w:tentative="1">
+      <w:start w:val="1"/>
+      <w:numFmt w:val="bullet"/>
+      <w:lvlText w:val=""/>
+      <w:lvlJc w:val="left"/>
+      <w:pPr>
+        <w:tabs>
+          <w:tab w:val="num" w:pos="5040"/>
+        </w:tabs>
+        <w:ind w:left="5040" w:hanging="360"/>
+      </w:pPr>
+      <w:rPr>
+        <w:rFonts w:ascii="Wingdings" w:hAnsi="Wingdings" w:hint="default"/>
+        <w:sz w:val="20"/>
+      </w:rPr>
+    </w:lvl>
+    <w:lvl w:ilvl="7" w:tentative="1">
+      <w:start w:val="1"/>
+      <w:numFmt w:val="bullet"/>
+      <w:lvlText w:val=""/>
+      <w:lvlJc w:val="left"/>
+      <w:pPr>
+        <w:tabs>
+          <w:tab w:val="num" w:pos="5760"/>
+        </w:tabs>
+        <w:ind w:left="5760" w:hanging="360"/>
+      </w:pPr>
+      <w:rPr>
+        <w:rFonts w:ascii="Wingdings" w:hAnsi="Wingdings" w:hint="default"/>
+        <w:sz w:val="20"/>
+      </w:rPr>
+    </w:lvl>
+    <w:lvl w:ilvl="8" w:tentative="1">
+      <w:start w:val="1"/>
+      <w:numFmt w:val="bullet"/>
+      <w:lvlText w:val=""/>
+      <w:lvlJc w:val="left"/>
+      <w:pPr>
+        <w:tabs>
+          <w:tab w:val="num" w:pos="6480"/>
+        </w:tabs>
+        <w:ind w:left="6480" w:hanging="360"/>
+      </w:pPr>
+      <w:rPr>
+        <w:rFonts w:ascii="Wingdings" w:hAnsi="Wingdings" w:hint="default"/>
+        <w:sz w:val="20"/>
+      </w:rPr>
+    </w:lvl>
+  </w:abstractNum>
+  <w:abstractNum w:abstractNumId="1" w15:restartNumberingAfterBreak="0">
+    <w:nsid w:val="08927E34"/>
+    <w:multiLevelType w:val="multilevel"/>
+    <w:tmpl w:val="B0C4E218"/>
+    <w:lvl w:ilvl="0">
+      <w:start w:val="4"/>
+      <w:numFmt w:val="decimal"/>
+      <w:lvlText w:val="%1."/>
+      <w:lvlJc w:val="left"/>
+      <w:pPr>
+        <w:tabs>
+          <w:tab w:val="num" w:pos="720"/>
+        </w:tabs>
+        <w:ind w:left="720" w:hanging="360"/>
+      </w:pPr>
+    </w:lvl>
+    <w:lvl w:ilvl="1" w:tentative="1">
+      <w:start w:val="1"/>
+      <w:numFmt w:val="decimal"/>
+      <w:lvlText w:val="%2."/>
+      <w:lvlJc w:val="left"/>
+      <w:pPr>
+        <w:tabs>
+          <w:tab w:val="num" w:pos="1440"/>
+        </w:tabs>
+        <w:ind w:left="1440" w:hanging="360"/>
+      </w:pPr>
+    </w:lvl>
+    <w:lvl w:ilvl="2" w:tentative="1">
+      <w:start w:val="1"/>
+      <w:numFmt w:val="decimal"/>
+      <w:lvlText w:val="%3."/>
+      <w:lvlJc w:val="left"/>
+      <w:pPr>
+        <w:tabs>
+          <w:tab w:val="num" w:pos="2160"/>
+        </w:tabs>
+        <w:ind w:left="2160" w:hanging="360"/>
+      </w:pPr>
+    </w:lvl>
+    <w:lvl w:ilvl="3" w:tentative="1">
+      <w:start w:val="1"/>
+      <w:numFmt w:val="decimal"/>
+      <w:lvlText w:val="%4."/>
+      <w:lvlJc w:val="left"/>
+      <w:pPr>
+        <w:tabs>
+          <w:tab w:val="num" w:pos="2880"/>
+        </w:tabs>
+        <w:ind w:left="2880" w:hanging="360"/>
+      </w:pPr>
+    </w:lvl>
+    <w:lvl w:ilvl="4" w:tentative="1">
+      <w:start w:val="1"/>
+      <w:numFmt w:val="decimal"/>
+      <w:lvlText w:val="%5."/>
+      <w:lvlJc w:val="left"/>
+      <w:pPr>
+        <w:tabs>
+          <w:tab w:val="num" w:pos="3600"/>
+        </w:tabs>
+        <w:ind w:left="3600" w:hanging="360"/>
+      </w:pPr>
+    </w:lvl>
+    <w:lvl w:ilvl="5" w:tentative="1">
+      <w:start w:val="1"/>
+      <w:numFmt w:val="decimal"/>
+      <w:lvlText w:val="%6."/>
+      <w:lvlJc w:val="left"/>
+      <w:pPr>
+        <w:tabs>
+          <w:tab w:val="num" w:pos="4320"/>
+        </w:tabs>
+        <w:ind w:left="4320" w:hanging="360"/>
+      </w:pPr>
+    </w:lvl>
+    <w:lvl w:ilvl="6" w:tentative="1">
+      <w:start w:val="1"/>
+      <w:numFmt w:val="decimal"/>
+      <w:lvlText w:val="%7."/>
+      <w:lvlJc w:val="left"/>
+      <w:pPr>
+        <w:tabs>
+          <w:tab w:val="num" w:pos="5040"/>
+        </w:tabs>
+        <w:ind w:left="5040" w:hanging="360"/>
+      </w:pPr>
+    </w:lvl>
+    <w:lvl w:ilvl="7" w:tentative="1">
+      <w:start w:val="1"/>
+      <w:numFmt w:val="decimal"/>
+      <w:lvlText w:val="%8."/>
+      <w:lvlJc w:val="left"/>
+      <w:pPr>
+        <w:tabs>
+          <w:tab w:val="num" w:pos="5760"/>
+        </w:tabs>
+        <w:ind w:left="5760" w:hanging="360"/>
+      </w:pPr>
+    </w:lvl>
+    <w:lvl w:ilvl="8" w:tentative="1">
+      <w:start w:val="1"/>
+      <w:numFmt w:val="decimal"/>
+      <w:lvlText w:val="%9."/>
+      <w:lvlJc w:val="left"/>
+      <w:pPr>
+        <w:tabs>
+          <w:tab w:val="num" w:pos="6480"/>
+        </w:tabs>
+        <w:ind w:left="6480" w:hanging="360"/>
+      </w:pPr>
+    </w:lvl>
+  </w:abstractNum>
+  <w:abstractNum w:abstractNumId="2" w15:restartNumberingAfterBreak="0">
     <w:nsid w:val="0B6F5E76"/>
     <w:multiLevelType w:val="hybridMultilevel"/>
     <w:tmpl w:val="58728F6C"/>
@@ -2724,7 +6376,757 @@
       </w:rPr>
     </w:lvl>
   </w:abstractNum>
-  <w:abstractNum w:abstractNumId="1" w15:restartNumberingAfterBreak="0">
+  <w:abstractNum w:abstractNumId="3" w15:restartNumberingAfterBreak="0">
+    <w:nsid w:val="0B7F275A"/>
+    <w:multiLevelType w:val="multilevel"/>
+    <w:tmpl w:val="AE160952"/>
+    <w:lvl w:ilvl="0">
+      <w:start w:val="1"/>
+      <w:numFmt w:val="bullet"/>
+      <w:lvlText w:val=""/>
+      <w:lvlJc w:val="left"/>
+      <w:pPr>
+        <w:tabs>
+          <w:tab w:val="num" w:pos="720"/>
+        </w:tabs>
+        <w:ind w:left="720" w:hanging="360"/>
+      </w:pPr>
+      <w:rPr>
+        <w:rFonts w:ascii="Symbol" w:hAnsi="Symbol" w:hint="default"/>
+        <w:sz w:val="20"/>
+      </w:rPr>
+    </w:lvl>
+    <w:lvl w:ilvl="1">
+      <w:start w:val="1"/>
+      <w:numFmt w:val="bullet"/>
+      <w:lvlText w:val="o"/>
+      <w:lvlJc w:val="left"/>
+      <w:pPr>
+        <w:tabs>
+          <w:tab w:val="num" w:pos="1440"/>
+        </w:tabs>
+        <w:ind w:left="1440" w:hanging="360"/>
+      </w:pPr>
+      <w:rPr>
+        <w:rFonts w:ascii="Courier New" w:hAnsi="Courier New" w:hint="default"/>
+        <w:sz w:val="20"/>
+      </w:rPr>
+    </w:lvl>
+    <w:lvl w:ilvl="2" w:tentative="1">
+      <w:start w:val="1"/>
+      <w:numFmt w:val="bullet"/>
+      <w:lvlText w:val=""/>
+      <w:lvlJc w:val="left"/>
+      <w:pPr>
+        <w:tabs>
+          <w:tab w:val="num" w:pos="2160"/>
+        </w:tabs>
+        <w:ind w:left="2160" w:hanging="360"/>
+      </w:pPr>
+      <w:rPr>
+        <w:rFonts w:ascii="Wingdings" w:hAnsi="Wingdings" w:hint="default"/>
+        <w:sz w:val="20"/>
+      </w:rPr>
+    </w:lvl>
+    <w:lvl w:ilvl="3" w:tentative="1">
+      <w:start w:val="1"/>
+      <w:numFmt w:val="bullet"/>
+      <w:lvlText w:val=""/>
+      <w:lvlJc w:val="left"/>
+      <w:pPr>
+        <w:tabs>
+          <w:tab w:val="num" w:pos="2880"/>
+        </w:tabs>
+        <w:ind w:left="2880" w:hanging="360"/>
+      </w:pPr>
+      <w:rPr>
+        <w:rFonts w:ascii="Wingdings" w:hAnsi="Wingdings" w:hint="default"/>
+        <w:sz w:val="20"/>
+      </w:rPr>
+    </w:lvl>
+    <w:lvl w:ilvl="4" w:tentative="1">
+      <w:start w:val="1"/>
+      <w:numFmt w:val="bullet"/>
+      <w:lvlText w:val=""/>
+      <w:lvlJc w:val="left"/>
+      <w:pPr>
+        <w:tabs>
+          <w:tab w:val="num" w:pos="3600"/>
+        </w:tabs>
+        <w:ind w:left="3600" w:hanging="360"/>
+      </w:pPr>
+      <w:rPr>
+        <w:rFonts w:ascii="Wingdings" w:hAnsi="Wingdings" w:hint="default"/>
+        <w:sz w:val="20"/>
+      </w:rPr>
+    </w:lvl>
+    <w:lvl w:ilvl="5" w:tentative="1">
+      <w:start w:val="1"/>
+      <w:numFmt w:val="bullet"/>
+      <w:lvlText w:val=""/>
+      <w:lvlJc w:val="left"/>
+      <w:pPr>
+        <w:tabs>
+          <w:tab w:val="num" w:pos="4320"/>
+        </w:tabs>
+        <w:ind w:left="4320" w:hanging="360"/>
+      </w:pPr>
+      <w:rPr>
+        <w:rFonts w:ascii="Wingdings" w:hAnsi="Wingdings" w:hint="default"/>
+        <w:sz w:val="20"/>
+      </w:rPr>
+    </w:lvl>
+    <w:lvl w:ilvl="6" w:tentative="1">
+      <w:start w:val="1"/>
+      <w:numFmt w:val="bullet"/>
+      <w:lvlText w:val=""/>
+      <w:lvlJc w:val="left"/>
+      <w:pPr>
+        <w:tabs>
+          <w:tab w:val="num" w:pos="5040"/>
+        </w:tabs>
+        <w:ind w:left="5040" w:hanging="360"/>
+      </w:pPr>
+      <w:rPr>
+        <w:rFonts w:ascii="Wingdings" w:hAnsi="Wingdings" w:hint="default"/>
+        <w:sz w:val="20"/>
+      </w:rPr>
+    </w:lvl>
+    <w:lvl w:ilvl="7" w:tentative="1">
+      <w:start w:val="1"/>
+      <w:numFmt w:val="bullet"/>
+      <w:lvlText w:val=""/>
+      <w:lvlJc w:val="left"/>
+      <w:pPr>
+        <w:tabs>
+          <w:tab w:val="num" w:pos="5760"/>
+        </w:tabs>
+        <w:ind w:left="5760" w:hanging="360"/>
+      </w:pPr>
+      <w:rPr>
+        <w:rFonts w:ascii="Wingdings" w:hAnsi="Wingdings" w:hint="default"/>
+        <w:sz w:val="20"/>
+      </w:rPr>
+    </w:lvl>
+    <w:lvl w:ilvl="8" w:tentative="1">
+      <w:start w:val="1"/>
+      <w:numFmt w:val="bullet"/>
+      <w:lvlText w:val=""/>
+      <w:lvlJc w:val="left"/>
+      <w:pPr>
+        <w:tabs>
+          <w:tab w:val="num" w:pos="6480"/>
+        </w:tabs>
+        <w:ind w:left="6480" w:hanging="360"/>
+      </w:pPr>
+      <w:rPr>
+        <w:rFonts w:ascii="Wingdings" w:hAnsi="Wingdings" w:hint="default"/>
+        <w:sz w:val="20"/>
+      </w:rPr>
+    </w:lvl>
+  </w:abstractNum>
+  <w:abstractNum w:abstractNumId="4" w15:restartNumberingAfterBreak="0">
+    <w:nsid w:val="16FB5700"/>
+    <w:multiLevelType w:val="multilevel"/>
+    <w:tmpl w:val="A95A87E4"/>
+    <w:lvl w:ilvl="0">
+      <w:start w:val="3"/>
+      <w:numFmt w:val="decimal"/>
+      <w:lvlText w:val="%1."/>
+      <w:lvlJc w:val="left"/>
+      <w:pPr>
+        <w:tabs>
+          <w:tab w:val="num" w:pos="720"/>
+        </w:tabs>
+        <w:ind w:left="720" w:hanging="360"/>
+      </w:pPr>
+    </w:lvl>
+    <w:lvl w:ilvl="1" w:tentative="1">
+      <w:start w:val="1"/>
+      <w:numFmt w:val="decimal"/>
+      <w:lvlText w:val="%2."/>
+      <w:lvlJc w:val="left"/>
+      <w:pPr>
+        <w:tabs>
+          <w:tab w:val="num" w:pos="1440"/>
+        </w:tabs>
+        <w:ind w:left="1440" w:hanging="360"/>
+      </w:pPr>
+    </w:lvl>
+    <w:lvl w:ilvl="2" w:tentative="1">
+      <w:start w:val="1"/>
+      <w:numFmt w:val="decimal"/>
+      <w:lvlText w:val="%3."/>
+      <w:lvlJc w:val="left"/>
+      <w:pPr>
+        <w:tabs>
+          <w:tab w:val="num" w:pos="2160"/>
+        </w:tabs>
+        <w:ind w:left="2160" w:hanging="360"/>
+      </w:pPr>
+    </w:lvl>
+    <w:lvl w:ilvl="3" w:tentative="1">
+      <w:start w:val="1"/>
+      <w:numFmt w:val="decimal"/>
+      <w:lvlText w:val="%4."/>
+      <w:lvlJc w:val="left"/>
+      <w:pPr>
+        <w:tabs>
+          <w:tab w:val="num" w:pos="2880"/>
+        </w:tabs>
+        <w:ind w:left="2880" w:hanging="360"/>
+      </w:pPr>
+    </w:lvl>
+    <w:lvl w:ilvl="4" w:tentative="1">
+      <w:start w:val="1"/>
+      <w:numFmt w:val="decimal"/>
+      <w:lvlText w:val="%5."/>
+      <w:lvlJc w:val="left"/>
+      <w:pPr>
+        <w:tabs>
+          <w:tab w:val="num" w:pos="3600"/>
+        </w:tabs>
+        <w:ind w:left="3600" w:hanging="360"/>
+      </w:pPr>
+    </w:lvl>
+    <w:lvl w:ilvl="5" w:tentative="1">
+      <w:start w:val="1"/>
+      <w:numFmt w:val="decimal"/>
+      <w:lvlText w:val="%6."/>
+      <w:lvlJc w:val="left"/>
+      <w:pPr>
+        <w:tabs>
+          <w:tab w:val="num" w:pos="4320"/>
+        </w:tabs>
+        <w:ind w:left="4320" w:hanging="360"/>
+      </w:pPr>
+    </w:lvl>
+    <w:lvl w:ilvl="6" w:tentative="1">
+      <w:start w:val="1"/>
+      <w:numFmt w:val="decimal"/>
+      <w:lvlText w:val="%7."/>
+      <w:lvlJc w:val="left"/>
+      <w:pPr>
+        <w:tabs>
+          <w:tab w:val="num" w:pos="5040"/>
+        </w:tabs>
+        <w:ind w:left="5040" w:hanging="360"/>
+      </w:pPr>
+    </w:lvl>
+    <w:lvl w:ilvl="7" w:tentative="1">
+      <w:start w:val="1"/>
+      <w:numFmt w:val="decimal"/>
+      <w:lvlText w:val="%8."/>
+      <w:lvlJc w:val="left"/>
+      <w:pPr>
+        <w:tabs>
+          <w:tab w:val="num" w:pos="5760"/>
+        </w:tabs>
+        <w:ind w:left="5760" w:hanging="360"/>
+      </w:pPr>
+    </w:lvl>
+    <w:lvl w:ilvl="8" w:tentative="1">
+      <w:start w:val="1"/>
+      <w:numFmt w:val="decimal"/>
+      <w:lvlText w:val="%9."/>
+      <w:lvlJc w:val="left"/>
+      <w:pPr>
+        <w:tabs>
+          <w:tab w:val="num" w:pos="6480"/>
+        </w:tabs>
+        <w:ind w:left="6480" w:hanging="360"/>
+      </w:pPr>
+    </w:lvl>
+  </w:abstractNum>
+  <w:abstractNum w:abstractNumId="5" w15:restartNumberingAfterBreak="0">
+    <w:nsid w:val="2FB27645"/>
+    <w:multiLevelType w:val="multilevel"/>
+    <w:tmpl w:val="0AE0898A"/>
+    <w:lvl w:ilvl="0">
+      <w:start w:val="1"/>
+      <w:numFmt w:val="bullet"/>
+      <w:lvlText w:val=""/>
+      <w:lvlJc w:val="left"/>
+      <w:pPr>
+        <w:tabs>
+          <w:tab w:val="num" w:pos="720"/>
+        </w:tabs>
+        <w:ind w:left="720" w:hanging="360"/>
+      </w:pPr>
+      <w:rPr>
+        <w:rFonts w:ascii="Symbol" w:hAnsi="Symbol" w:hint="default"/>
+        <w:sz w:val="20"/>
+      </w:rPr>
+    </w:lvl>
+    <w:lvl w:ilvl="1" w:tentative="1">
+      <w:start w:val="1"/>
+      <w:numFmt w:val="bullet"/>
+      <w:lvlText w:val="o"/>
+      <w:lvlJc w:val="left"/>
+      <w:pPr>
+        <w:tabs>
+          <w:tab w:val="num" w:pos="1440"/>
+        </w:tabs>
+        <w:ind w:left="1440" w:hanging="360"/>
+      </w:pPr>
+      <w:rPr>
+        <w:rFonts w:ascii="Courier New" w:hAnsi="Courier New" w:hint="default"/>
+        <w:sz w:val="20"/>
+      </w:rPr>
+    </w:lvl>
+    <w:lvl w:ilvl="2" w:tentative="1">
+      <w:start w:val="1"/>
+      <w:numFmt w:val="bullet"/>
+      <w:lvlText w:val=""/>
+      <w:lvlJc w:val="left"/>
+      <w:pPr>
+        <w:tabs>
+          <w:tab w:val="num" w:pos="2160"/>
+        </w:tabs>
+        <w:ind w:left="2160" w:hanging="360"/>
+      </w:pPr>
+      <w:rPr>
+        <w:rFonts w:ascii="Wingdings" w:hAnsi="Wingdings" w:hint="default"/>
+        <w:sz w:val="20"/>
+      </w:rPr>
+    </w:lvl>
+    <w:lvl w:ilvl="3" w:tentative="1">
+      <w:start w:val="1"/>
+      <w:numFmt w:val="bullet"/>
+      <w:lvlText w:val=""/>
+      <w:lvlJc w:val="left"/>
+      <w:pPr>
+        <w:tabs>
+          <w:tab w:val="num" w:pos="2880"/>
+        </w:tabs>
+        <w:ind w:left="2880" w:hanging="360"/>
+      </w:pPr>
+      <w:rPr>
+        <w:rFonts w:ascii="Wingdings" w:hAnsi="Wingdings" w:hint="default"/>
+        <w:sz w:val="20"/>
+      </w:rPr>
+    </w:lvl>
+    <w:lvl w:ilvl="4" w:tentative="1">
+      <w:start w:val="1"/>
+      <w:numFmt w:val="bullet"/>
+      <w:lvlText w:val=""/>
+      <w:lvlJc w:val="left"/>
+      <w:pPr>
+        <w:tabs>
+          <w:tab w:val="num" w:pos="3600"/>
+        </w:tabs>
+        <w:ind w:left="3600" w:hanging="360"/>
+      </w:pPr>
+      <w:rPr>
+        <w:rFonts w:ascii="Wingdings" w:hAnsi="Wingdings" w:hint="default"/>
+        <w:sz w:val="20"/>
+      </w:rPr>
+    </w:lvl>
+    <w:lvl w:ilvl="5" w:tentative="1">
+      <w:start w:val="1"/>
+      <w:numFmt w:val="bullet"/>
+      <w:lvlText w:val=""/>
+      <w:lvlJc w:val="left"/>
+      <w:pPr>
+        <w:tabs>
+          <w:tab w:val="num" w:pos="4320"/>
+        </w:tabs>
+        <w:ind w:left="4320" w:hanging="360"/>
+      </w:pPr>
+      <w:rPr>
+        <w:rFonts w:ascii="Wingdings" w:hAnsi="Wingdings" w:hint="default"/>
+        <w:sz w:val="20"/>
+      </w:rPr>
+    </w:lvl>
+    <w:lvl w:ilvl="6" w:tentative="1">
+      <w:start w:val="1"/>
+      <w:numFmt w:val="bullet"/>
+      <w:lvlText w:val=""/>
+      <w:lvlJc w:val="left"/>
+      <w:pPr>
+        <w:tabs>
+          <w:tab w:val="num" w:pos="5040"/>
+        </w:tabs>
+        <w:ind w:left="5040" w:hanging="360"/>
+      </w:pPr>
+      <w:rPr>
+        <w:rFonts w:ascii="Wingdings" w:hAnsi="Wingdings" w:hint="default"/>
+        <w:sz w:val="20"/>
+      </w:rPr>
+    </w:lvl>
+    <w:lvl w:ilvl="7" w:tentative="1">
+      <w:start w:val="1"/>
+      <w:numFmt w:val="bullet"/>
+      <w:lvlText w:val=""/>
+      <w:lvlJc w:val="left"/>
+      <w:pPr>
+        <w:tabs>
+          <w:tab w:val="num" w:pos="5760"/>
+        </w:tabs>
+        <w:ind w:left="5760" w:hanging="360"/>
+      </w:pPr>
+      <w:rPr>
+        <w:rFonts w:ascii="Wingdings" w:hAnsi="Wingdings" w:hint="default"/>
+        <w:sz w:val="20"/>
+      </w:rPr>
+    </w:lvl>
+    <w:lvl w:ilvl="8" w:tentative="1">
+      <w:start w:val="1"/>
+      <w:numFmt w:val="bullet"/>
+      <w:lvlText w:val=""/>
+      <w:lvlJc w:val="left"/>
+      <w:pPr>
+        <w:tabs>
+          <w:tab w:val="num" w:pos="6480"/>
+        </w:tabs>
+        <w:ind w:left="6480" w:hanging="360"/>
+      </w:pPr>
+      <w:rPr>
+        <w:rFonts w:ascii="Wingdings" w:hAnsi="Wingdings" w:hint="default"/>
+        <w:sz w:val="20"/>
+      </w:rPr>
+    </w:lvl>
+  </w:abstractNum>
+  <w:abstractNum w:abstractNumId="6" w15:restartNumberingAfterBreak="0">
+    <w:nsid w:val="3C456CDD"/>
+    <w:multiLevelType w:val="multilevel"/>
+    <w:tmpl w:val="3E2C6726"/>
+    <w:lvl w:ilvl="0">
+      <w:start w:val="5"/>
+      <w:numFmt w:val="decimal"/>
+      <w:lvlText w:val="%1."/>
+      <w:lvlJc w:val="left"/>
+      <w:pPr>
+        <w:tabs>
+          <w:tab w:val="num" w:pos="720"/>
+        </w:tabs>
+        <w:ind w:left="720" w:hanging="360"/>
+      </w:pPr>
+    </w:lvl>
+    <w:lvl w:ilvl="1" w:tentative="1">
+      <w:start w:val="1"/>
+      <w:numFmt w:val="decimal"/>
+      <w:lvlText w:val="%2."/>
+      <w:lvlJc w:val="left"/>
+      <w:pPr>
+        <w:tabs>
+          <w:tab w:val="num" w:pos="1440"/>
+        </w:tabs>
+        <w:ind w:left="1440" w:hanging="360"/>
+      </w:pPr>
+    </w:lvl>
+    <w:lvl w:ilvl="2" w:tentative="1">
+      <w:start w:val="1"/>
+      <w:numFmt w:val="decimal"/>
+      <w:lvlText w:val="%3."/>
+      <w:lvlJc w:val="left"/>
+      <w:pPr>
+        <w:tabs>
+          <w:tab w:val="num" w:pos="2160"/>
+        </w:tabs>
+        <w:ind w:left="2160" w:hanging="360"/>
+      </w:pPr>
+    </w:lvl>
+    <w:lvl w:ilvl="3" w:tentative="1">
+      <w:start w:val="1"/>
+      <w:numFmt w:val="decimal"/>
+      <w:lvlText w:val="%4."/>
+      <w:lvlJc w:val="left"/>
+      <w:pPr>
+        <w:tabs>
+          <w:tab w:val="num" w:pos="2880"/>
+        </w:tabs>
+        <w:ind w:left="2880" w:hanging="360"/>
+      </w:pPr>
+    </w:lvl>
+    <w:lvl w:ilvl="4" w:tentative="1">
+      <w:start w:val="1"/>
+      <w:numFmt w:val="decimal"/>
+      <w:lvlText w:val="%5."/>
+      <w:lvlJc w:val="left"/>
+      <w:pPr>
+        <w:tabs>
+          <w:tab w:val="num" w:pos="3600"/>
+        </w:tabs>
+        <w:ind w:left="3600" w:hanging="360"/>
+      </w:pPr>
+    </w:lvl>
+    <w:lvl w:ilvl="5" w:tentative="1">
+      <w:start w:val="1"/>
+      <w:numFmt w:val="decimal"/>
+      <w:lvlText w:val="%6."/>
+      <w:lvlJc w:val="left"/>
+      <w:pPr>
+        <w:tabs>
+          <w:tab w:val="num" w:pos="4320"/>
+        </w:tabs>
+        <w:ind w:left="4320" w:hanging="360"/>
+      </w:pPr>
+    </w:lvl>
+    <w:lvl w:ilvl="6" w:tentative="1">
+      <w:start w:val="1"/>
+      <w:numFmt w:val="decimal"/>
+      <w:lvlText w:val="%7."/>
+      <w:lvlJc w:val="left"/>
+      <w:pPr>
+        <w:tabs>
+          <w:tab w:val="num" w:pos="5040"/>
+        </w:tabs>
+        <w:ind w:left="5040" w:hanging="360"/>
+      </w:pPr>
+    </w:lvl>
+    <w:lvl w:ilvl="7" w:tentative="1">
+      <w:start w:val="1"/>
+      <w:numFmt w:val="decimal"/>
+      <w:lvlText w:val="%8."/>
+      <w:lvlJc w:val="left"/>
+      <w:pPr>
+        <w:tabs>
+          <w:tab w:val="num" w:pos="5760"/>
+        </w:tabs>
+        <w:ind w:left="5760" w:hanging="360"/>
+      </w:pPr>
+    </w:lvl>
+    <w:lvl w:ilvl="8" w:tentative="1">
+      <w:start w:val="1"/>
+      <w:numFmt w:val="decimal"/>
+      <w:lvlText w:val="%9."/>
+      <w:lvlJc w:val="left"/>
+      <w:pPr>
+        <w:tabs>
+          <w:tab w:val="num" w:pos="6480"/>
+        </w:tabs>
+        <w:ind w:left="6480" w:hanging="360"/>
+      </w:pPr>
+    </w:lvl>
+  </w:abstractNum>
+  <w:abstractNum w:abstractNumId="7" w15:restartNumberingAfterBreak="0">
+    <w:nsid w:val="42544CA0"/>
+    <w:multiLevelType w:val="multilevel"/>
+    <w:tmpl w:val="A4C49DF0"/>
+    <w:lvl w:ilvl="0">
+      <w:start w:val="1"/>
+      <w:numFmt w:val="decimal"/>
+      <w:lvlText w:val="%1."/>
+      <w:lvlJc w:val="left"/>
+      <w:pPr>
+        <w:tabs>
+          <w:tab w:val="num" w:pos="720"/>
+        </w:tabs>
+        <w:ind w:left="720" w:hanging="360"/>
+      </w:pPr>
+    </w:lvl>
+    <w:lvl w:ilvl="1" w:tentative="1">
+      <w:start w:val="1"/>
+      <w:numFmt w:val="decimal"/>
+      <w:lvlText w:val="%2."/>
+      <w:lvlJc w:val="left"/>
+      <w:pPr>
+        <w:tabs>
+          <w:tab w:val="num" w:pos="1440"/>
+        </w:tabs>
+        <w:ind w:left="1440" w:hanging="360"/>
+      </w:pPr>
+    </w:lvl>
+    <w:lvl w:ilvl="2" w:tentative="1">
+      <w:start w:val="1"/>
+      <w:numFmt w:val="decimal"/>
+      <w:lvlText w:val="%3."/>
+      <w:lvlJc w:val="left"/>
+      <w:pPr>
+        <w:tabs>
+          <w:tab w:val="num" w:pos="2160"/>
+        </w:tabs>
+        <w:ind w:left="2160" w:hanging="360"/>
+      </w:pPr>
+    </w:lvl>
+    <w:lvl w:ilvl="3" w:tentative="1">
+      <w:start w:val="1"/>
+      <w:numFmt w:val="decimal"/>
+      <w:lvlText w:val="%4."/>
+      <w:lvlJc w:val="left"/>
+      <w:pPr>
+        <w:tabs>
+          <w:tab w:val="num" w:pos="2880"/>
+        </w:tabs>
+        <w:ind w:left="2880" w:hanging="360"/>
+      </w:pPr>
+    </w:lvl>
+    <w:lvl w:ilvl="4" w:tentative="1">
+      <w:start w:val="1"/>
+      <w:numFmt w:val="decimal"/>
+      <w:lvlText w:val="%5."/>
+      <w:lvlJc w:val="left"/>
+      <w:pPr>
+        <w:tabs>
+          <w:tab w:val="num" w:pos="3600"/>
+        </w:tabs>
+        <w:ind w:left="3600" w:hanging="360"/>
+      </w:pPr>
+    </w:lvl>
+    <w:lvl w:ilvl="5" w:tentative="1">
+      <w:start w:val="1"/>
+      <w:numFmt w:val="decimal"/>
+      <w:lvlText w:val="%6."/>
+      <w:lvlJc w:val="left"/>
+      <w:pPr>
+        <w:tabs>
+          <w:tab w:val="num" w:pos="4320"/>
+        </w:tabs>
+        <w:ind w:left="4320" w:hanging="360"/>
+      </w:pPr>
+    </w:lvl>
+    <w:lvl w:ilvl="6" w:tentative="1">
+      <w:start w:val="1"/>
+      <w:numFmt w:val="decimal"/>
+      <w:lvlText w:val="%7."/>
+      <w:lvlJc w:val="left"/>
+      <w:pPr>
+        <w:tabs>
+          <w:tab w:val="num" w:pos="5040"/>
+        </w:tabs>
+        <w:ind w:left="5040" w:hanging="360"/>
+      </w:pPr>
+    </w:lvl>
+    <w:lvl w:ilvl="7" w:tentative="1">
+      <w:start w:val="1"/>
+      <w:numFmt w:val="decimal"/>
+      <w:lvlText w:val="%8."/>
+      <w:lvlJc w:val="left"/>
+      <w:pPr>
+        <w:tabs>
+          <w:tab w:val="num" w:pos="5760"/>
+        </w:tabs>
+        <w:ind w:left="5760" w:hanging="360"/>
+      </w:pPr>
+    </w:lvl>
+    <w:lvl w:ilvl="8" w:tentative="1">
+      <w:start w:val="1"/>
+      <w:numFmt w:val="decimal"/>
+      <w:lvlText w:val="%9."/>
+      <w:lvlJc w:val="left"/>
+      <w:pPr>
+        <w:tabs>
+          <w:tab w:val="num" w:pos="6480"/>
+        </w:tabs>
+        <w:ind w:left="6480" w:hanging="360"/>
+      </w:pPr>
+    </w:lvl>
+  </w:abstractNum>
+  <w:abstractNum w:abstractNumId="8" w15:restartNumberingAfterBreak="0">
+    <w:nsid w:val="48F80D5A"/>
+    <w:multiLevelType w:val="multilevel"/>
+    <w:tmpl w:val="D0DC3810"/>
+    <w:lvl w:ilvl="0">
+      <w:start w:val="1"/>
+      <w:numFmt w:val="decimal"/>
+      <w:lvlText w:val="%1."/>
+      <w:lvlJc w:val="left"/>
+      <w:pPr>
+        <w:tabs>
+          <w:tab w:val="num" w:pos="720"/>
+        </w:tabs>
+        <w:ind w:left="720" w:hanging="360"/>
+      </w:pPr>
+    </w:lvl>
+    <w:lvl w:ilvl="1" w:tentative="1">
+      <w:start w:val="1"/>
+      <w:numFmt w:val="decimal"/>
+      <w:lvlText w:val="%2."/>
+      <w:lvlJc w:val="left"/>
+      <w:pPr>
+        <w:tabs>
+          <w:tab w:val="num" w:pos="1440"/>
+        </w:tabs>
+        <w:ind w:left="1440" w:hanging="360"/>
+      </w:pPr>
+    </w:lvl>
+    <w:lvl w:ilvl="2" w:tentative="1">
+      <w:start w:val="1"/>
+      <w:numFmt w:val="decimal"/>
+      <w:lvlText w:val="%3."/>
+      <w:lvlJc w:val="left"/>
+      <w:pPr>
+        <w:tabs>
+          <w:tab w:val="num" w:pos="2160"/>
+        </w:tabs>
+        <w:ind w:left="2160" w:hanging="360"/>
+      </w:pPr>
+    </w:lvl>
+    <w:lvl w:ilvl="3" w:tentative="1">
+      <w:start w:val="1"/>
+      <w:numFmt w:val="decimal"/>
+      <w:lvlText w:val="%4."/>
+      <w:lvlJc w:val="left"/>
+      <w:pPr>
+        <w:tabs>
+          <w:tab w:val="num" w:pos="2880"/>
+        </w:tabs>
+        <w:ind w:left="2880" w:hanging="360"/>
+      </w:pPr>
+    </w:lvl>
+    <w:lvl w:ilvl="4" w:tentative="1">
+      <w:start w:val="1"/>
+      <w:numFmt w:val="decimal"/>
+      <w:lvlText w:val="%5."/>
+      <w:lvlJc w:val="left"/>
+      <w:pPr>
+        <w:tabs>
+          <w:tab w:val="num" w:pos="3600"/>
+        </w:tabs>
+        <w:ind w:left="3600" w:hanging="360"/>
+      </w:pPr>
+    </w:lvl>
+    <w:lvl w:ilvl="5" w:tentative="1">
+      <w:start w:val="1"/>
+      <w:numFmt w:val="decimal"/>
+      <w:lvlText w:val="%6."/>
+      <w:lvlJc w:val="left"/>
+      <w:pPr>
+        <w:tabs>
+          <w:tab w:val="num" w:pos="4320"/>
+        </w:tabs>
+        <w:ind w:left="4320" w:hanging="360"/>
+      </w:pPr>
+    </w:lvl>
+    <w:lvl w:ilvl="6" w:tentative="1">
+      <w:start w:val="1"/>
+      <w:numFmt w:val="decimal"/>
+      <w:lvlText w:val="%7."/>
+      <w:lvlJc w:val="left"/>
+      <w:pPr>
+        <w:tabs>
+          <w:tab w:val="num" w:pos="5040"/>
+        </w:tabs>
+        <w:ind w:left="5040" w:hanging="360"/>
+      </w:pPr>
+    </w:lvl>
+    <w:lvl w:ilvl="7" w:tentative="1">
+      <w:start w:val="1"/>
+      <w:numFmt w:val="decimal"/>
+      <w:lvlText w:val="%8."/>
+      <w:lvlJc w:val="left"/>
+      <w:pPr>
+        <w:tabs>
+          <w:tab w:val="num" w:pos="5760"/>
+        </w:tabs>
+        <w:ind w:left="5760" w:hanging="360"/>
+      </w:pPr>
+    </w:lvl>
+    <w:lvl w:ilvl="8" w:tentative="1">
+      <w:start w:val="1"/>
+      <w:numFmt w:val="decimal"/>
+      <w:lvlText w:val="%9."/>
+      <w:lvlJc w:val="left"/>
+      <w:pPr>
+        <w:tabs>
+          <w:tab w:val="num" w:pos="6480"/>
+        </w:tabs>
+        <w:ind w:left="6480" w:hanging="360"/>
+      </w:pPr>
+    </w:lvl>
+  </w:abstractNum>
+  <w:abstractNum w:abstractNumId="9" w15:restartNumberingAfterBreak="0">
     <w:nsid w:val="541334AF"/>
     <w:multiLevelType w:val="hybridMultilevel"/>
     <w:tmpl w:val="B0703CD2"/>
@@ -2837,7 +7239,7 @@
       </w:rPr>
     </w:lvl>
   </w:abstractNum>
-  <w:abstractNum w:abstractNumId="2" w15:restartNumberingAfterBreak="0">
+  <w:abstractNum w:abstractNumId="10" w15:restartNumberingAfterBreak="0">
     <w:nsid w:val="5FCA14ED"/>
     <w:multiLevelType w:val="hybridMultilevel"/>
     <w:tmpl w:val="F9CE175C"/>
@@ -2950,7 +7352,156 @@
       </w:rPr>
     </w:lvl>
   </w:abstractNum>
-  <w:abstractNum w:abstractNumId="3" w15:restartNumberingAfterBreak="0">
+  <w:abstractNum w:abstractNumId="11" w15:restartNumberingAfterBreak="0">
+    <w:nsid w:val="651B16AE"/>
+    <w:multiLevelType w:val="multilevel"/>
+    <w:tmpl w:val="74E61FBE"/>
+    <w:lvl w:ilvl="0">
+      <w:start w:val="1"/>
+      <w:numFmt w:val="bullet"/>
+      <w:lvlText w:val=""/>
+      <w:lvlJc w:val="left"/>
+      <w:pPr>
+        <w:tabs>
+          <w:tab w:val="num" w:pos="720"/>
+        </w:tabs>
+        <w:ind w:left="720" w:hanging="360"/>
+      </w:pPr>
+      <w:rPr>
+        <w:rFonts w:ascii="Symbol" w:hAnsi="Symbol" w:hint="default"/>
+        <w:sz w:val="20"/>
+      </w:rPr>
+    </w:lvl>
+    <w:lvl w:ilvl="1">
+      <w:start w:val="1"/>
+      <w:numFmt w:val="bullet"/>
+      <w:lvlText w:val="o"/>
+      <w:lvlJc w:val="left"/>
+      <w:pPr>
+        <w:tabs>
+          <w:tab w:val="num" w:pos="1440"/>
+        </w:tabs>
+        <w:ind w:left="1440" w:hanging="360"/>
+      </w:pPr>
+      <w:rPr>
+        <w:rFonts w:ascii="Courier New" w:hAnsi="Courier New" w:hint="default"/>
+        <w:sz w:val="20"/>
+      </w:rPr>
+    </w:lvl>
+    <w:lvl w:ilvl="2" w:tentative="1">
+      <w:start w:val="1"/>
+      <w:numFmt w:val="bullet"/>
+      <w:lvlText w:val=""/>
+      <w:lvlJc w:val="left"/>
+      <w:pPr>
+        <w:tabs>
+          <w:tab w:val="num" w:pos="2160"/>
+        </w:tabs>
+        <w:ind w:left="2160" w:hanging="360"/>
+      </w:pPr>
+      <w:rPr>
+        <w:rFonts w:ascii="Wingdings" w:hAnsi="Wingdings" w:hint="default"/>
+        <w:sz w:val="20"/>
+      </w:rPr>
+    </w:lvl>
+    <w:lvl w:ilvl="3" w:tentative="1">
+      <w:start w:val="1"/>
+      <w:numFmt w:val="bullet"/>
+      <w:lvlText w:val=""/>
+      <w:lvlJc w:val="left"/>
+      <w:pPr>
+        <w:tabs>
+          <w:tab w:val="num" w:pos="2880"/>
+        </w:tabs>
+        <w:ind w:left="2880" w:hanging="360"/>
+      </w:pPr>
+      <w:rPr>
+        <w:rFonts w:ascii="Wingdings" w:hAnsi="Wingdings" w:hint="default"/>
+        <w:sz w:val="20"/>
+      </w:rPr>
+    </w:lvl>
+    <w:lvl w:ilvl="4" w:tentative="1">
+      <w:start w:val="1"/>
+      <w:numFmt w:val="bullet"/>
+      <w:lvlText w:val=""/>
+      <w:lvlJc w:val="left"/>
+      <w:pPr>
+        <w:tabs>
+          <w:tab w:val="num" w:pos="3600"/>
+        </w:tabs>
+        <w:ind w:left="3600" w:hanging="360"/>
+      </w:pPr>
+      <w:rPr>
+        <w:rFonts w:ascii="Wingdings" w:hAnsi="Wingdings" w:hint="default"/>
+        <w:sz w:val="20"/>
+      </w:rPr>
+    </w:lvl>
+    <w:lvl w:ilvl="5" w:tentative="1">
+      <w:start w:val="1"/>
+      <w:numFmt w:val="bullet"/>
+      <w:lvlText w:val=""/>
+      <w:lvlJc w:val="left"/>
+      <w:pPr>
+        <w:tabs>
+          <w:tab w:val="num" w:pos="4320"/>
+        </w:tabs>
+        <w:ind w:left="4320" w:hanging="360"/>
+      </w:pPr>
+      <w:rPr>
+        <w:rFonts w:ascii="Wingdings" w:hAnsi="Wingdings" w:hint="default"/>
+        <w:sz w:val="20"/>
+      </w:rPr>
+    </w:lvl>
+    <w:lvl w:ilvl="6" w:tentative="1">
+      <w:start w:val="1"/>
+      <w:numFmt w:val="bullet"/>
+      <w:lvlText w:val=""/>
+      <w:lvlJc w:val="left"/>
+      <w:pPr>
+        <w:tabs>
+          <w:tab w:val="num" w:pos="5040"/>
+        </w:tabs>
+        <w:ind w:left="5040" w:hanging="360"/>
+      </w:pPr>
+      <w:rPr>
+        <w:rFonts w:ascii="Wingdings" w:hAnsi="Wingdings" w:hint="default"/>
+        <w:sz w:val="20"/>
+      </w:rPr>
+    </w:lvl>
+    <w:lvl w:ilvl="7" w:tentative="1">
+      <w:start w:val="1"/>
+      <w:numFmt w:val="bullet"/>
+      <w:lvlText w:val=""/>
+      <w:lvlJc w:val="left"/>
+      <w:pPr>
+        <w:tabs>
+          <w:tab w:val="num" w:pos="5760"/>
+        </w:tabs>
+        <w:ind w:left="5760" w:hanging="360"/>
+      </w:pPr>
+      <w:rPr>
+        <w:rFonts w:ascii="Wingdings" w:hAnsi="Wingdings" w:hint="default"/>
+        <w:sz w:val="20"/>
+      </w:rPr>
+    </w:lvl>
+    <w:lvl w:ilvl="8" w:tentative="1">
+      <w:start w:val="1"/>
+      <w:numFmt w:val="bullet"/>
+      <w:lvlText w:val=""/>
+      <w:lvlJc w:val="left"/>
+      <w:pPr>
+        <w:tabs>
+          <w:tab w:val="num" w:pos="6480"/>
+        </w:tabs>
+        <w:ind w:left="6480" w:hanging="360"/>
+      </w:pPr>
+      <w:rPr>
+        <w:rFonts w:ascii="Wingdings" w:hAnsi="Wingdings" w:hint="default"/>
+        <w:sz w:val="20"/>
+      </w:rPr>
+    </w:lvl>
+  </w:abstractNum>
+  <w:abstractNum w:abstractNumId="12" w15:restartNumberingAfterBreak="0">
     <w:nsid w:val="67255163"/>
     <w:multiLevelType w:val="hybridMultilevel"/>
     <w:tmpl w:val="03BA48DA"/>
@@ -3062,17 +7613,160 @@
       </w:rPr>
     </w:lvl>
   </w:abstractNum>
+  <w:abstractNum w:abstractNumId="13" w15:restartNumberingAfterBreak="0">
+    <w:nsid w:val="764E700B"/>
+    <w:multiLevelType w:val="multilevel"/>
+    <w:tmpl w:val="32C40208"/>
+    <w:lvl w:ilvl="0">
+      <w:start w:val="2"/>
+      <w:numFmt w:val="decimal"/>
+      <w:lvlText w:val="%1."/>
+      <w:lvlJc w:val="left"/>
+      <w:pPr>
+        <w:tabs>
+          <w:tab w:val="num" w:pos="720"/>
+        </w:tabs>
+        <w:ind w:left="720" w:hanging="360"/>
+      </w:pPr>
+    </w:lvl>
+    <w:lvl w:ilvl="1" w:tentative="1">
+      <w:start w:val="1"/>
+      <w:numFmt w:val="decimal"/>
+      <w:lvlText w:val="%2."/>
+      <w:lvlJc w:val="left"/>
+      <w:pPr>
+        <w:tabs>
+          <w:tab w:val="num" w:pos="1440"/>
+        </w:tabs>
+        <w:ind w:left="1440" w:hanging="360"/>
+      </w:pPr>
+    </w:lvl>
+    <w:lvl w:ilvl="2" w:tentative="1">
+      <w:start w:val="1"/>
+      <w:numFmt w:val="decimal"/>
+      <w:lvlText w:val="%3."/>
+      <w:lvlJc w:val="left"/>
+      <w:pPr>
+        <w:tabs>
+          <w:tab w:val="num" w:pos="2160"/>
+        </w:tabs>
+        <w:ind w:left="2160" w:hanging="360"/>
+      </w:pPr>
+    </w:lvl>
+    <w:lvl w:ilvl="3" w:tentative="1">
+      <w:start w:val="1"/>
+      <w:numFmt w:val="decimal"/>
+      <w:lvlText w:val="%4."/>
+      <w:lvlJc w:val="left"/>
+      <w:pPr>
+        <w:tabs>
+          <w:tab w:val="num" w:pos="2880"/>
+        </w:tabs>
+        <w:ind w:left="2880" w:hanging="360"/>
+      </w:pPr>
+    </w:lvl>
+    <w:lvl w:ilvl="4" w:tentative="1">
+      <w:start w:val="1"/>
+      <w:numFmt w:val="decimal"/>
+      <w:lvlText w:val="%5."/>
+      <w:lvlJc w:val="left"/>
+      <w:pPr>
+        <w:tabs>
+          <w:tab w:val="num" w:pos="3600"/>
+        </w:tabs>
+        <w:ind w:left="3600" w:hanging="360"/>
+      </w:pPr>
+    </w:lvl>
+    <w:lvl w:ilvl="5" w:tentative="1">
+      <w:start w:val="1"/>
+      <w:numFmt w:val="decimal"/>
+      <w:lvlText w:val="%6."/>
+      <w:lvlJc w:val="left"/>
+      <w:pPr>
+        <w:tabs>
+          <w:tab w:val="num" w:pos="4320"/>
+        </w:tabs>
+        <w:ind w:left="4320" w:hanging="360"/>
+      </w:pPr>
+    </w:lvl>
+    <w:lvl w:ilvl="6" w:tentative="1">
+      <w:start w:val="1"/>
+      <w:numFmt w:val="decimal"/>
+      <w:lvlText w:val="%7."/>
+      <w:lvlJc w:val="left"/>
+      <w:pPr>
+        <w:tabs>
+          <w:tab w:val="num" w:pos="5040"/>
+        </w:tabs>
+        <w:ind w:left="5040" w:hanging="360"/>
+      </w:pPr>
+    </w:lvl>
+    <w:lvl w:ilvl="7" w:tentative="1">
+      <w:start w:val="1"/>
+      <w:numFmt w:val="decimal"/>
+      <w:lvlText w:val="%8."/>
+      <w:lvlJc w:val="left"/>
+      <w:pPr>
+        <w:tabs>
+          <w:tab w:val="num" w:pos="5760"/>
+        </w:tabs>
+        <w:ind w:left="5760" w:hanging="360"/>
+      </w:pPr>
+    </w:lvl>
+    <w:lvl w:ilvl="8" w:tentative="1">
+      <w:start w:val="1"/>
+      <w:numFmt w:val="decimal"/>
+      <w:lvlText w:val="%9."/>
+      <w:lvlJc w:val="left"/>
+      <w:pPr>
+        <w:tabs>
+          <w:tab w:val="num" w:pos="6480"/>
+        </w:tabs>
+        <w:ind w:left="6480" w:hanging="360"/>
+      </w:pPr>
+    </w:lvl>
+  </w:abstractNum>
   <w:num w:numId="1" w16cid:durableId="970400101">
+    <w:abstractNumId w:val="10"/>
+  </w:num>
+  <w:num w:numId="2" w16cid:durableId="1169830110">
+    <w:abstractNumId w:val="12"/>
+  </w:num>
+  <w:num w:numId="3" w16cid:durableId="1173837386">
     <w:abstractNumId w:val="2"/>
   </w:num>
-  <w:num w:numId="2" w16cid:durableId="1169830110">
+  <w:num w:numId="4" w16cid:durableId="1254818994">
+    <w:abstractNumId w:val="9"/>
+  </w:num>
+  <w:num w:numId="5" w16cid:durableId="1777286582">
+    <w:abstractNumId w:val="5"/>
+  </w:num>
+  <w:num w:numId="6" w16cid:durableId="1374306298">
+    <w:abstractNumId w:val="7"/>
+  </w:num>
+  <w:num w:numId="7" w16cid:durableId="2138060491">
+    <w:abstractNumId w:val="11"/>
+  </w:num>
+  <w:num w:numId="8" w16cid:durableId="2143159207">
     <w:abstractNumId w:val="3"/>
   </w:num>
-  <w:num w:numId="3" w16cid:durableId="1173837386">
+  <w:num w:numId="9" w16cid:durableId="643774327">
+    <w:abstractNumId w:val="8"/>
+  </w:num>
+  <w:num w:numId="10" w16cid:durableId="605425708">
+    <w:abstractNumId w:val="13"/>
+  </w:num>
+  <w:num w:numId="11" w16cid:durableId="1734159580">
+    <w:abstractNumId w:val="4"/>
+  </w:num>
+  <w:num w:numId="12" w16cid:durableId="1013459944">
+    <w:abstractNumId w:val="1"/>
+  </w:num>
+  <w:num w:numId="13" w16cid:durableId="1256397722">
+    <w:abstractNumId w:val="6"/>
+  </w:num>
+  <w:num w:numId="14" w16cid:durableId="1587226315">
     <w:abstractNumId w:val="0"/>
-  </w:num>
-  <w:num w:numId="4" w16cid:durableId="1254818994">
-    <w:abstractNumId w:val="1"/>
   </w:num>
 </w:numbering>
 </file>
@@ -3480,7 +8174,6 @@
   <w:style w:type="character" w:default="1" w:styleId="DefaultParagraphFont">
     <w:name w:val="Default Paragraph Font"/>
     <w:uiPriority w:val="1"/>
-    <w:semiHidden/>
     <w:unhideWhenUsed/>
   </w:style>
   <w:style w:type="table" w:default="1" w:styleId="TableNormal">
